--- a/dokumentacija.docx
+++ b/dokumentacija.docx
@@ -1198,8 +1198,6 @@
         </w:rPr>
         <w:t>- Nakon preprocesiranja dataset ima 17379 redova i 54 kolone.</w:t>
       </w:r>
-      <w:bookmarkStart w:id="0" w:name="_GoBack"/>
-      <w:bookmarkEnd w:id="0"/>
     </w:p>
     <w:p>
       <w:pPr>
@@ -1323,6 +1321,7 @@
     <w:p>
       <w:pPr>
         <w:numPr>
+          <w:ilvl w:val="0"/>
           <w:numId w:val="0"/>
         </w:numPr>
         <w:jc w:val="left"/>
@@ -1368,6 +1367,7 @@
     <w:p>
       <w:pPr>
         <w:numPr>
+          <w:ilvl w:val="0"/>
           <w:numId w:val="0"/>
         </w:numPr>
         <w:ind w:leftChars="0"/>
@@ -1574,6 +1574,7 @@
     <w:p>
       <w:pPr>
         <w:numPr>
+          <w:ilvl w:val="0"/>
           <w:numId w:val="0"/>
         </w:numPr>
         <w:ind w:leftChars="0"/>
@@ -1624,6 +1625,7 @@
     <w:p>
       <w:pPr>
         <w:numPr>
+          <w:ilvl w:val="0"/>
           <w:numId w:val="0"/>
         </w:numPr>
         <w:ind w:leftChars="0"/>
@@ -1688,6 +1690,7 @@
     <w:p>
       <w:pPr>
         <w:numPr>
+          <w:ilvl w:val="0"/>
           <w:numId w:val="0"/>
         </w:numPr>
         <w:ind w:leftChars="0"/>
@@ -1734,6 +1737,7 @@
     <w:p>
       <w:pPr>
         <w:numPr>
+          <w:ilvl w:val="0"/>
           <w:numId w:val="0"/>
         </w:numPr>
         <w:ind w:leftChars="0"/>
@@ -1762,6 +1766,7 @@
     <w:p>
       <w:pPr>
         <w:numPr>
+          <w:ilvl w:val="0"/>
           <w:numId w:val="0"/>
         </w:numPr>
         <w:ind w:leftChars="0"/>
@@ -1790,6 +1795,7 @@
     <w:p>
       <w:pPr>
         <w:numPr>
+          <w:ilvl w:val="0"/>
           <w:numId w:val="0"/>
         </w:numPr>
         <w:ind w:leftChars="0"/>
@@ -1818,6 +1824,7 @@
     <w:p>
       <w:pPr>
         <w:numPr>
+          <w:ilvl w:val="0"/>
           <w:numId w:val="0"/>
         </w:numPr>
         <w:ind w:leftChars="0"/>
@@ -1882,6 +1889,7 @@
     <w:p>
       <w:pPr>
         <w:numPr>
+          <w:ilvl w:val="0"/>
           <w:numId w:val="0"/>
         </w:numPr>
         <w:ind w:leftChars="0"/>
@@ -1928,6 +1936,7 @@
     <w:p>
       <w:pPr>
         <w:numPr>
+          <w:ilvl w:val="0"/>
           <w:numId w:val="0"/>
         </w:numPr>
         <w:ind w:leftChars="0"/>
@@ -1956,6 +1965,7 @@
     <w:p>
       <w:pPr>
         <w:numPr>
+          <w:ilvl w:val="0"/>
           <w:numId w:val="0"/>
         </w:numPr>
         <w:ind w:leftChars="0"/>
@@ -1984,6 +1994,7 @@
     <w:p>
       <w:pPr>
         <w:numPr>
+          <w:ilvl w:val="0"/>
           <w:numId w:val="0"/>
         </w:numPr>
         <w:ind w:leftChars="0"/>
@@ -2067,6 +2078,7 @@
     <w:p>
       <w:pPr>
         <w:numPr>
+          <w:ilvl w:val="0"/>
           <w:numId w:val="0"/>
         </w:numPr>
         <w:ind w:leftChars="0"/>
@@ -2131,6 +2143,7 @@
     <w:p>
       <w:pPr>
         <w:numPr>
+          <w:ilvl w:val="0"/>
           <w:numId w:val="0"/>
         </w:numPr>
         <w:ind w:leftChars="0"/>
@@ -2195,6 +2208,7 @@
     <w:p>
       <w:pPr>
         <w:numPr>
+          <w:ilvl w:val="0"/>
           <w:numId w:val="0"/>
         </w:numPr>
         <w:ind w:leftChars="0"/>
@@ -2241,6 +2255,7 @@
     <w:p>
       <w:pPr>
         <w:numPr>
+          <w:ilvl w:val="0"/>
           <w:numId w:val="0"/>
         </w:numPr>
         <w:ind w:leftChars="0"/>
@@ -2269,6 +2284,7 @@
     <w:p>
       <w:pPr>
         <w:numPr>
+          <w:ilvl w:val="0"/>
           <w:numId w:val="0"/>
         </w:numPr>
         <w:ind w:leftChars="0"/>
@@ -2319,6 +2335,7 @@
     <w:p>
       <w:pPr>
         <w:numPr>
+          <w:ilvl w:val="0"/>
           <w:numId w:val="0"/>
         </w:numPr>
         <w:ind w:leftChars="0"/>
@@ -2383,6 +2400,7 @@
     <w:p>
       <w:pPr>
         <w:numPr>
+          <w:ilvl w:val="0"/>
           <w:numId w:val="0"/>
         </w:numPr>
         <w:ind w:leftChars="0"/>
@@ -2400,6 +2418,7 @@
     <w:p>
       <w:pPr>
         <w:numPr>
+          <w:ilvl w:val="0"/>
           <w:numId w:val="0"/>
         </w:numPr>
         <w:ind w:leftChars="0"/>
@@ -2417,6 +2436,7 @@
     <w:p>
       <w:pPr>
         <w:numPr>
+          <w:ilvl w:val="0"/>
           <w:numId w:val="0"/>
         </w:numPr>
         <w:ind w:leftChars="0"/>
@@ -2463,6 +2483,7 @@
     <w:p>
       <w:pPr>
         <w:numPr>
+          <w:ilvl w:val="0"/>
           <w:numId w:val="0"/>
         </w:numPr>
         <w:ind w:leftChars="0"/>
@@ -2509,6 +2530,7 @@
     <w:p>
       <w:pPr>
         <w:numPr>
+          <w:ilvl w:val="0"/>
           <w:numId w:val="0"/>
         </w:numPr>
         <w:ind w:leftChars="0"/>
@@ -2679,6 +2701,7 @@
     <w:p>
       <w:pPr>
         <w:numPr>
+          <w:ilvl w:val="0"/>
           <w:numId w:val="0"/>
         </w:numPr>
         <w:ind w:leftChars="0"/>
@@ -2707,6 +2730,7 @@
     <w:p>
       <w:pPr>
         <w:numPr>
+          <w:ilvl w:val="0"/>
           <w:numId w:val="0"/>
         </w:numPr>
         <w:ind w:leftChars="0"/>
@@ -2753,6 +2777,7 @@
     <w:p>
       <w:pPr>
         <w:numPr>
+          <w:ilvl w:val="0"/>
           <w:numId w:val="0"/>
         </w:numPr>
         <w:ind w:leftChars="0"/>
@@ -3073,6 +3098,7 @@
     <w:p>
       <w:pPr>
         <w:numPr>
+          <w:ilvl w:val="0"/>
           <w:numId w:val="0"/>
         </w:numPr>
         <w:ind w:leftChars="0"/>
@@ -3101,6 +3127,7 @@
     <w:p>
       <w:pPr>
         <w:numPr>
+          <w:ilvl w:val="0"/>
           <w:numId w:val="0"/>
         </w:numPr>
         <w:ind w:leftChars="0"/>
@@ -3147,6 +3174,7 @@
     <w:p>
       <w:pPr>
         <w:numPr>
+          <w:ilvl w:val="0"/>
           <w:numId w:val="0"/>
         </w:numPr>
         <w:ind w:leftChars="0"/>
@@ -3231,7 +3259,9 @@
         </w:tblBorders>
         <w:tblLayout w:type="autofit"/>
         <w:tblCellMar>
+          <w:top w:w="0" w:type="dxa"/>
           <w:left w:w="108" w:type="dxa"/>
+          <w:bottom w:w="0" w:type="dxa"/>
           <w:right w:w="108" w:type="dxa"/>
         </w:tblCellMar>
       </w:tblPr>
@@ -3251,6 +3281,12 @@
             <w:insideH w:val="single" w:color="auto" w:sz="4" w:space="0"/>
             <w:insideV w:val="single" w:color="auto" w:sz="4" w:space="0"/>
           </w:tblBorders>
+          <w:tblCellMar>
+            <w:top w:w="0" w:type="dxa"/>
+            <w:left w:w="108" w:type="dxa"/>
+            <w:bottom w:w="0" w:type="dxa"/>
+            <w:right w:w="108" w:type="dxa"/>
+          </w:tblCellMar>
         </w:tblPrEx>
         <w:tc>
           <w:tcPr>
@@ -3259,7 +3295,9 @@
           </w:tcPr>
           <w:p>
             <w:pPr>
+              <w:widowControl w:val="0"/>
               <w:numPr>
+                <w:ilvl w:val="0"/>
                 <w:numId w:val="0"/>
               </w:numPr>
               <w:jc w:val="left"/>
@@ -3296,7 +3334,9 @@
           </w:tcPr>
           <w:p>
             <w:pPr>
+              <w:widowControl w:val="0"/>
               <w:numPr>
+                <w:ilvl w:val="0"/>
                 <w:numId w:val="0"/>
               </w:numPr>
               <w:jc w:val="center"/>
@@ -3333,7 +3373,9 @@
           </w:tcPr>
           <w:p>
             <w:pPr>
+              <w:widowControl w:val="0"/>
               <w:numPr>
+                <w:ilvl w:val="0"/>
                 <w:numId w:val="0"/>
               </w:numPr>
               <w:jc w:val="center"/>
@@ -3370,7 +3412,9 @@
           </w:tcPr>
           <w:p>
             <w:pPr>
+              <w:widowControl w:val="0"/>
               <w:numPr>
+                <w:ilvl w:val="0"/>
                 <w:numId w:val="0"/>
               </w:numPr>
               <w:jc w:val="center"/>
@@ -3425,7 +3469,9 @@
             <w:insideV w:val="single" w:color="auto" w:sz="4" w:space="0"/>
           </w:tblBorders>
           <w:tblCellMar>
+            <w:top w:w="0" w:type="dxa"/>
             <w:left w:w="108" w:type="dxa"/>
+            <w:bottom w:w="0" w:type="dxa"/>
             <w:right w:w="108" w:type="dxa"/>
           </w:tblCellMar>
         </w:tblPrEx>
@@ -3435,7 +3481,9 @@
           </w:tcPr>
           <w:p>
             <w:pPr>
+              <w:widowControl w:val="0"/>
               <w:numPr>
+                <w:ilvl w:val="0"/>
                 <w:numId w:val="0"/>
               </w:numPr>
               <w:jc w:val="left"/>
@@ -3469,7 +3517,9 @@
           </w:tcPr>
           <w:p>
             <w:pPr>
+              <w:widowControl w:val="0"/>
               <w:numPr>
+                <w:ilvl w:val="0"/>
                 <w:numId w:val="0"/>
               </w:numPr>
               <w:jc w:val="center"/>
@@ -3503,7 +3553,9 @@
           </w:tcPr>
           <w:p>
             <w:pPr>
+              <w:widowControl w:val="0"/>
               <w:numPr>
+                <w:ilvl w:val="0"/>
                 <w:numId w:val="0"/>
               </w:numPr>
               <w:jc w:val="center"/>
@@ -3537,7 +3589,9 @@
           </w:tcPr>
           <w:p>
             <w:pPr>
+              <w:widowControl w:val="0"/>
               <w:numPr>
+                <w:ilvl w:val="0"/>
                 <w:numId w:val="0"/>
               </w:numPr>
               <w:jc w:val="center"/>
@@ -3577,7 +3631,9 @@
             <w:insideV w:val="single" w:color="auto" w:sz="4" w:space="0"/>
           </w:tblBorders>
           <w:tblCellMar>
+            <w:top w:w="0" w:type="dxa"/>
             <w:left w:w="108" w:type="dxa"/>
+            <w:bottom w:w="0" w:type="dxa"/>
             <w:right w:w="108" w:type="dxa"/>
           </w:tblCellMar>
         </w:tblPrEx>
@@ -3588,7 +3644,9 @@
           </w:tcPr>
           <w:p>
             <w:pPr>
+              <w:widowControl w:val="0"/>
               <w:numPr>
+                <w:ilvl w:val="0"/>
                 <w:numId w:val="0"/>
               </w:numPr>
               <w:jc w:val="left"/>
@@ -3623,7 +3681,9 @@
           </w:tcPr>
           <w:p>
             <w:pPr>
+              <w:widowControl w:val="0"/>
               <w:numPr>
+                <w:ilvl w:val="0"/>
                 <w:numId w:val="0"/>
               </w:numPr>
               <w:jc w:val="center"/>
@@ -3658,7 +3718,9 @@
           </w:tcPr>
           <w:p>
             <w:pPr>
+              <w:widowControl w:val="0"/>
               <w:numPr>
+                <w:ilvl w:val="0"/>
                 <w:numId w:val="0"/>
               </w:numPr>
               <w:jc w:val="center"/>
@@ -3693,7 +3755,9 @@
           </w:tcPr>
           <w:p>
             <w:pPr>
+              <w:widowControl w:val="0"/>
               <w:numPr>
+                <w:ilvl w:val="0"/>
                 <w:numId w:val="0"/>
               </w:numPr>
               <w:jc w:val="center"/>
@@ -3733,7 +3797,9 @@
             <w:insideV w:val="single" w:color="auto" w:sz="4" w:space="0"/>
           </w:tblBorders>
           <w:tblCellMar>
+            <w:top w:w="0" w:type="dxa"/>
             <w:left w:w="108" w:type="dxa"/>
+            <w:bottom w:w="0" w:type="dxa"/>
             <w:right w:w="108" w:type="dxa"/>
           </w:tblCellMar>
         </w:tblPrEx>
@@ -3743,7 +3809,9 @@
           </w:tcPr>
           <w:p>
             <w:pPr>
+              <w:widowControl w:val="0"/>
               <w:numPr>
+                <w:ilvl w:val="0"/>
                 <w:numId w:val="0"/>
               </w:numPr>
               <w:jc w:val="left"/>
@@ -3777,7 +3845,9 @@
           </w:tcPr>
           <w:p>
             <w:pPr>
+              <w:widowControl w:val="0"/>
               <w:numPr>
+                <w:ilvl w:val="0"/>
                 <w:numId w:val="0"/>
               </w:numPr>
               <w:jc w:val="center"/>
@@ -3811,7 +3881,9 @@
           </w:tcPr>
           <w:p>
             <w:pPr>
+              <w:widowControl w:val="0"/>
               <w:numPr>
+                <w:ilvl w:val="0"/>
                 <w:numId w:val="0"/>
               </w:numPr>
               <w:jc w:val="center"/>
@@ -3845,7 +3917,9 @@
           </w:tcPr>
           <w:p>
             <w:pPr>
+              <w:widowControl w:val="0"/>
               <w:numPr>
+                <w:ilvl w:val="0"/>
                 <w:numId w:val="0"/>
               </w:numPr>
               <w:jc w:val="center"/>
@@ -3885,7 +3959,9 @@
             <w:insideV w:val="single" w:color="auto" w:sz="4" w:space="0"/>
           </w:tblBorders>
           <w:tblCellMar>
+            <w:top w:w="0" w:type="dxa"/>
             <w:left w:w="108" w:type="dxa"/>
+            <w:bottom w:w="0" w:type="dxa"/>
             <w:right w:w="108" w:type="dxa"/>
           </w:tblCellMar>
         </w:tblPrEx>
@@ -3896,7 +3972,9 @@
           </w:tcPr>
           <w:p>
             <w:pPr>
+              <w:widowControl w:val="0"/>
               <w:numPr>
+                <w:ilvl w:val="0"/>
                 <w:numId w:val="0"/>
               </w:numPr>
               <w:jc w:val="left"/>
@@ -3931,7 +4009,9 @@
           </w:tcPr>
           <w:p>
             <w:pPr>
+              <w:widowControl w:val="0"/>
               <w:numPr>
+                <w:ilvl w:val="0"/>
                 <w:numId w:val="0"/>
               </w:numPr>
               <w:jc w:val="center"/>
@@ -3966,7 +4046,9 @@
           </w:tcPr>
           <w:p>
             <w:pPr>
+              <w:widowControl w:val="0"/>
               <w:numPr>
+                <w:ilvl w:val="0"/>
                 <w:numId w:val="0"/>
               </w:numPr>
               <w:jc w:val="center"/>
@@ -4001,7 +4083,9 @@
           </w:tcPr>
           <w:p>
             <w:pPr>
+              <w:widowControl w:val="0"/>
               <w:numPr>
+                <w:ilvl w:val="0"/>
                 <w:numId w:val="0"/>
               </w:numPr>
               <w:jc w:val="center"/>
@@ -4034,6 +4118,7 @@
     <w:p>
       <w:pPr>
         <w:numPr>
+          <w:ilvl w:val="0"/>
           <w:numId w:val="0"/>
         </w:numPr>
         <w:ind w:leftChars="0"/>
@@ -4051,6 +4136,7 @@
     <w:p>
       <w:pPr>
         <w:numPr>
+          <w:ilvl w:val="0"/>
           <w:numId w:val="0"/>
         </w:numPr>
         <w:ind w:leftChars="0"/>
@@ -4271,6 +4357,7 @@
     <w:p>
       <w:pPr>
         <w:numPr>
+          <w:ilvl w:val="0"/>
           <w:numId w:val="0"/>
         </w:numPr>
         <w:ind w:leftChars="0"/>
@@ -4288,6 +4375,7 @@
     <w:p>
       <w:pPr>
         <w:numPr>
+          <w:ilvl w:val="0"/>
           <w:numId w:val="0"/>
         </w:numPr>
         <w:ind w:leftChars="0"/>
@@ -4316,6 +4404,7 @@
     <w:p>
       <w:pPr>
         <w:numPr>
+          <w:ilvl w:val="0"/>
           <w:numId w:val="0"/>
         </w:numPr>
         <w:ind w:leftChars="0"/>
@@ -4344,6 +4433,7 @@
     <w:p>
       <w:pPr>
         <w:numPr>
+          <w:ilvl w:val="0"/>
           <w:numId w:val="0"/>
         </w:numPr>
         <w:ind w:leftChars="0"/>
@@ -4405,6 +4495,7 @@
     <w:p>
       <w:pPr>
         <w:numPr>
+          <w:ilvl w:val="0"/>
           <w:numId w:val="0"/>
         </w:numPr>
         <w:ind w:leftChars="0"/>
@@ -4451,6 +4542,7 @@
     <w:p>
       <w:pPr>
         <w:numPr>
+          <w:ilvl w:val="0"/>
           <w:numId w:val="0"/>
         </w:numPr>
         <w:ind w:leftChars="0"/>
@@ -4501,1307 +4593,7 @@
     <w:p>
       <w:pPr>
         <w:numPr>
-          <w:numId w:val="0"/>
-        </w:numPr>
-        <w:ind w:leftChars="0"/>
-        <w:jc w:val="left"/>
-        <w:rPr>
-          <w:rFonts w:hint="default"/>
-          <w:b w:val="0"/>
-          <w:bCs w:val="0"/>
-          <w:sz w:val="22"/>
-          <w:szCs w:val="22"/>
-          <w:lang w:val="sr-Latn-RS"/>
-        </w:rPr>
-      </w:pPr>
-    </w:p>
-    <w:tbl>
-      <w:tblPr>
-        <w:tblStyle w:val="4"/>
-        <w:tblW w:w="0" w:type="auto"/>
-        <w:tblInd w:w="0" w:type="dxa"/>
-        <w:tblBorders>
-          <w:top w:val="single" w:color="auto" w:sz="4" w:space="0"/>
-          <w:left w:val="single" w:color="auto" w:sz="4" w:space="0"/>
-          <w:bottom w:val="single" w:color="auto" w:sz="4" w:space="0"/>
-          <w:right w:val="single" w:color="auto" w:sz="4" w:space="0"/>
-          <w:insideH w:val="single" w:color="auto" w:sz="4" w:space="0"/>
-          <w:insideV w:val="single" w:color="auto" w:sz="4" w:space="0"/>
-        </w:tblBorders>
-        <w:tblLayout w:type="autofit"/>
-        <w:tblCellMar>
-          <w:left w:w="108" w:type="dxa"/>
-          <w:right w:w="108" w:type="dxa"/>
-        </w:tblCellMar>
-      </w:tblPr>
-      <w:tblGrid>
-        <w:gridCol w:w="4261"/>
-        <w:gridCol w:w="4261"/>
-      </w:tblGrid>
-      <w:tr>
-        <w:tblPrEx>
-          <w:tblBorders>
-            <w:top w:val="single" w:color="auto" w:sz="4" w:space="0"/>
-            <w:left w:val="single" w:color="auto" w:sz="4" w:space="0"/>
-            <w:bottom w:val="single" w:color="auto" w:sz="4" w:space="0"/>
-            <w:right w:val="single" w:color="auto" w:sz="4" w:space="0"/>
-            <w:insideH w:val="single" w:color="auto" w:sz="4" w:space="0"/>
-            <w:insideV w:val="single" w:color="auto" w:sz="4" w:space="0"/>
-          </w:tblBorders>
-        </w:tblPrEx>
-        <w:tc>
-          <w:tcPr>
-            <w:tcW w:w="4261" w:type="dxa"/>
-            <w:shd w:val="clear" w:color="auto" w:fill="91ABDF" w:themeFill="accent1" w:themeFillTint="99"/>
-          </w:tcPr>
-          <w:p>
-            <w:pPr>
-              <w:numPr>
-                <w:numId w:val="0"/>
-              </w:numPr>
-              <w:jc w:val="center"/>
-              <w:rPr>
-                <w:rFonts w:hint="default"/>
-                <w:b/>
-                <w:bCs/>
-                <w:sz w:val="22"/>
-                <w:szCs w:val="22"/>
-                <w:vertAlign w:val="baseline"/>
-                <w:lang w:val="sr-Latn-RS"/>
-              </w:rPr>
-            </w:pPr>
-            <w:r>
-              <w:rPr>
-                <w:rFonts w:hint="default"/>
-                <w:b/>
-                <w:bCs/>
-                <w:sz w:val="22"/>
-                <w:szCs w:val="22"/>
-                <w:vertAlign w:val="baseline"/>
-                <w:lang w:val="sr-Latn-RS"/>
-              </w:rPr>
-              <w:t>Hiperparametar</w:t>
-            </w:r>
-          </w:p>
-        </w:tc>
-        <w:tc>
-          <w:tcPr>
-            <w:tcW w:w="4261" w:type="dxa"/>
-            <w:shd w:val="clear" w:color="auto" w:fill="91ABDF" w:themeFill="accent1" w:themeFillTint="99"/>
-          </w:tcPr>
-          <w:p>
-            <w:pPr>
-              <w:numPr>
-                <w:numId w:val="0"/>
-              </w:numPr>
-              <w:jc w:val="center"/>
-              <w:rPr>
-                <w:rFonts w:hint="default"/>
-                <w:b/>
-                <w:bCs/>
-                <w:sz w:val="22"/>
-                <w:szCs w:val="22"/>
-                <w:vertAlign w:val="baseline"/>
-                <w:lang w:val="sr-Latn-RS"/>
-              </w:rPr>
-            </w:pPr>
-            <w:r>
-              <w:rPr>
-                <w:rFonts w:hint="default"/>
-                <w:b/>
-                <w:bCs/>
-                <w:sz w:val="22"/>
-                <w:szCs w:val="22"/>
-                <w:vertAlign w:val="baseline"/>
-                <w:lang w:val="sr-Latn-RS"/>
-              </w:rPr>
-              <w:t>Isprobane vrednosti</w:t>
-            </w:r>
-          </w:p>
-        </w:tc>
-      </w:tr>
-      <w:tr>
-        <w:tblPrEx>
-          <w:tblBorders>
-            <w:top w:val="single" w:color="auto" w:sz="4" w:space="0"/>
-            <w:left w:val="single" w:color="auto" w:sz="4" w:space="0"/>
-            <w:bottom w:val="single" w:color="auto" w:sz="4" w:space="0"/>
-            <w:right w:val="single" w:color="auto" w:sz="4" w:space="0"/>
-            <w:insideH w:val="single" w:color="auto" w:sz="4" w:space="0"/>
-            <w:insideV w:val="single" w:color="auto" w:sz="4" w:space="0"/>
-          </w:tblBorders>
-          <w:tblCellMar>
-            <w:left w:w="108" w:type="dxa"/>
-            <w:right w:w="108" w:type="dxa"/>
-          </w:tblCellMar>
-        </w:tblPrEx>
-        <w:tc>
-          <w:tcPr>
-            <w:tcW w:w="4261" w:type="dxa"/>
-          </w:tcPr>
-          <w:p>
-            <w:pPr>
-              <w:numPr>
-                <w:numId w:val="0"/>
-              </w:numPr>
-              <w:jc w:val="center"/>
-              <w:rPr>
-                <w:rFonts w:hint="default"/>
-                <w:b w:val="0"/>
-                <w:bCs w:val="0"/>
-                <w:sz w:val="22"/>
-                <w:szCs w:val="22"/>
-                <w:vertAlign w:val="baseline"/>
-                <w:lang w:val="en-US"/>
-              </w:rPr>
-            </w:pPr>
-            <w:r>
-              <w:rPr>
-                <w:rFonts w:hint="default"/>
-                <w:b w:val="0"/>
-                <w:bCs w:val="0"/>
-                <w:sz w:val="22"/>
-                <w:szCs w:val="22"/>
-                <w:vertAlign w:val="baseline"/>
-                <w:lang w:val="sr-Latn-RS"/>
-              </w:rPr>
-              <w:t>n</w:t>
-            </w:r>
-            <w:r>
-              <w:rPr>
-                <w:rFonts w:hint="default"/>
-                <w:b w:val="0"/>
-                <w:bCs w:val="0"/>
-                <w:sz w:val="22"/>
-                <w:szCs w:val="22"/>
-                <w:vertAlign w:val="baseline"/>
-                <w:lang w:val="en-US"/>
-              </w:rPr>
-              <w:t>_estimators</w:t>
-            </w:r>
-          </w:p>
-        </w:tc>
-        <w:tc>
-          <w:tcPr>
-            <w:tcW w:w="4261" w:type="dxa"/>
-          </w:tcPr>
-          <w:p>
-            <w:pPr>
-              <w:numPr>
-                <w:numId w:val="0"/>
-              </w:numPr>
-              <w:jc w:val="center"/>
-              <w:rPr>
-                <w:rFonts w:hint="default"/>
-                <w:b w:val="0"/>
-                <w:bCs w:val="0"/>
-                <w:sz w:val="22"/>
-                <w:szCs w:val="22"/>
-                <w:vertAlign w:val="baseline"/>
-                <w:lang w:val="en-US"/>
-              </w:rPr>
-            </w:pPr>
-            <w:r>
-              <w:rPr>
-                <w:rFonts w:hint="default"/>
-                <w:b w:val="0"/>
-                <w:bCs w:val="0"/>
-                <w:sz w:val="22"/>
-                <w:szCs w:val="22"/>
-                <w:vertAlign w:val="baseline"/>
-                <w:lang w:val="en-US"/>
-              </w:rPr>
-              <w:t>100, 200</w:t>
-            </w:r>
-          </w:p>
-        </w:tc>
-      </w:tr>
-      <w:tr>
-        <w:tblPrEx>
-          <w:tblBorders>
-            <w:top w:val="single" w:color="auto" w:sz="4" w:space="0"/>
-            <w:left w:val="single" w:color="auto" w:sz="4" w:space="0"/>
-            <w:bottom w:val="single" w:color="auto" w:sz="4" w:space="0"/>
-            <w:right w:val="single" w:color="auto" w:sz="4" w:space="0"/>
-            <w:insideH w:val="single" w:color="auto" w:sz="4" w:space="0"/>
-            <w:insideV w:val="single" w:color="auto" w:sz="4" w:space="0"/>
-          </w:tblBorders>
-          <w:tblCellMar>
-            <w:left w:w="108" w:type="dxa"/>
-            <w:right w:w="108" w:type="dxa"/>
-          </w:tblCellMar>
-        </w:tblPrEx>
-        <w:tc>
-          <w:tcPr>
-            <w:tcW w:w="4261" w:type="dxa"/>
-            <w:shd w:val="clear" w:color="auto" w:fill="B5C7EA" w:themeFill="accent1" w:themeFillTint="66"/>
-          </w:tcPr>
-          <w:p>
-            <w:pPr>
-              <w:numPr>
-                <w:numId w:val="0"/>
-              </w:numPr>
-              <w:jc w:val="center"/>
-              <w:rPr>
-                <w:rFonts w:hint="default"/>
-                <w:b w:val="0"/>
-                <w:bCs w:val="0"/>
-                <w:sz w:val="22"/>
-                <w:szCs w:val="22"/>
-                <w:vertAlign w:val="baseline"/>
-                <w:lang w:val="en-US"/>
-              </w:rPr>
-            </w:pPr>
-            <w:r>
-              <w:rPr>
-                <w:rFonts w:hint="default"/>
-                <w:b w:val="0"/>
-                <w:bCs w:val="0"/>
-                <w:sz w:val="22"/>
-                <w:szCs w:val="22"/>
-                <w:vertAlign w:val="baseline"/>
-                <w:lang w:val="en-US"/>
-              </w:rPr>
-              <w:t>max_depth</w:t>
-            </w:r>
-          </w:p>
-        </w:tc>
-        <w:tc>
-          <w:tcPr>
-            <w:tcW w:w="4261" w:type="dxa"/>
-            <w:shd w:val="clear" w:color="auto" w:fill="B5C7EA" w:themeFill="accent1" w:themeFillTint="66"/>
-          </w:tcPr>
-          <w:p>
-            <w:pPr>
-              <w:numPr>
-                <w:numId w:val="0"/>
-              </w:numPr>
-              <w:jc w:val="center"/>
-              <w:rPr>
-                <w:rFonts w:hint="default"/>
-                <w:b w:val="0"/>
-                <w:bCs w:val="0"/>
-                <w:sz w:val="22"/>
-                <w:szCs w:val="22"/>
-                <w:vertAlign w:val="baseline"/>
-                <w:lang w:val="en-US"/>
-              </w:rPr>
-            </w:pPr>
-            <w:r>
-              <w:rPr>
-                <w:rFonts w:hint="default"/>
-                <w:b w:val="0"/>
-                <w:bCs w:val="0"/>
-                <w:sz w:val="22"/>
-                <w:szCs w:val="22"/>
-                <w:vertAlign w:val="baseline"/>
-                <w:lang w:val="en-US"/>
-              </w:rPr>
-              <w:t>10, 20, None</w:t>
-            </w:r>
-          </w:p>
-        </w:tc>
-      </w:tr>
-      <w:tr>
-        <w:tblPrEx>
-          <w:tblBorders>
-            <w:top w:val="single" w:color="auto" w:sz="4" w:space="0"/>
-            <w:left w:val="single" w:color="auto" w:sz="4" w:space="0"/>
-            <w:bottom w:val="single" w:color="auto" w:sz="4" w:space="0"/>
-            <w:right w:val="single" w:color="auto" w:sz="4" w:space="0"/>
-            <w:insideH w:val="single" w:color="auto" w:sz="4" w:space="0"/>
-            <w:insideV w:val="single" w:color="auto" w:sz="4" w:space="0"/>
-          </w:tblBorders>
-          <w:tblCellMar>
-            <w:left w:w="108" w:type="dxa"/>
-            <w:right w:w="108" w:type="dxa"/>
-          </w:tblCellMar>
-        </w:tblPrEx>
-        <w:tc>
-          <w:tcPr>
-            <w:tcW w:w="4261" w:type="dxa"/>
-          </w:tcPr>
-          <w:p>
-            <w:pPr>
-              <w:numPr>
-                <w:numId w:val="0"/>
-              </w:numPr>
-              <w:jc w:val="center"/>
-              <w:rPr>
-                <w:rFonts w:hint="default"/>
-                <w:b w:val="0"/>
-                <w:bCs w:val="0"/>
-                <w:sz w:val="22"/>
-                <w:szCs w:val="22"/>
-                <w:vertAlign w:val="baseline"/>
-                <w:lang w:val="en-US"/>
-              </w:rPr>
-            </w:pPr>
-            <w:r>
-              <w:rPr>
-                <w:rFonts w:hint="default"/>
-                <w:b w:val="0"/>
-                <w:bCs w:val="0"/>
-                <w:sz w:val="22"/>
-                <w:szCs w:val="22"/>
-                <w:vertAlign w:val="baseline"/>
-                <w:lang w:val="en-US"/>
-              </w:rPr>
-              <w:t>min_samples_split</w:t>
-            </w:r>
-          </w:p>
-        </w:tc>
-        <w:tc>
-          <w:tcPr>
-            <w:tcW w:w="4261" w:type="dxa"/>
-          </w:tcPr>
-          <w:p>
-            <w:pPr>
-              <w:numPr>
-                <w:numId w:val="0"/>
-              </w:numPr>
-              <w:jc w:val="center"/>
-              <w:rPr>
-                <w:rFonts w:hint="default"/>
-                <w:b w:val="0"/>
-                <w:bCs w:val="0"/>
-                <w:sz w:val="22"/>
-                <w:szCs w:val="22"/>
-                <w:vertAlign w:val="baseline"/>
-                <w:lang w:val="en-US"/>
-              </w:rPr>
-            </w:pPr>
-            <w:r>
-              <w:rPr>
-                <w:rFonts w:hint="default"/>
-                <w:b w:val="0"/>
-                <w:bCs w:val="0"/>
-                <w:sz w:val="22"/>
-                <w:szCs w:val="22"/>
-                <w:vertAlign w:val="baseline"/>
-                <w:lang w:val="en-US"/>
-              </w:rPr>
-              <w:t>2, 5</w:t>
-            </w:r>
-          </w:p>
-        </w:tc>
-      </w:tr>
-      <w:tr>
-        <w:tblPrEx>
-          <w:tblBorders>
-            <w:top w:val="single" w:color="auto" w:sz="4" w:space="0"/>
-            <w:left w:val="single" w:color="auto" w:sz="4" w:space="0"/>
-            <w:bottom w:val="single" w:color="auto" w:sz="4" w:space="0"/>
-            <w:right w:val="single" w:color="auto" w:sz="4" w:space="0"/>
-            <w:insideH w:val="single" w:color="auto" w:sz="4" w:space="0"/>
-            <w:insideV w:val="single" w:color="auto" w:sz="4" w:space="0"/>
-          </w:tblBorders>
-          <w:tblCellMar>
-            <w:left w:w="108" w:type="dxa"/>
-            <w:right w:w="108" w:type="dxa"/>
-          </w:tblCellMar>
-        </w:tblPrEx>
-        <w:tc>
-          <w:tcPr>
-            <w:tcW w:w="4261" w:type="dxa"/>
-            <w:shd w:val="clear" w:color="auto" w:fill="B5C7EA" w:themeFill="accent1" w:themeFillTint="66"/>
-          </w:tcPr>
-          <w:p>
-            <w:pPr>
-              <w:numPr>
-                <w:numId w:val="0"/>
-              </w:numPr>
-              <w:jc w:val="center"/>
-              <w:rPr>
-                <w:rFonts w:hint="default"/>
-                <w:b w:val="0"/>
-                <w:bCs w:val="0"/>
-                <w:sz w:val="22"/>
-                <w:szCs w:val="22"/>
-                <w:vertAlign w:val="baseline"/>
-                <w:lang w:val="en-US"/>
-              </w:rPr>
-            </w:pPr>
-            <w:r>
-              <w:rPr>
-                <w:rFonts w:hint="default"/>
-                <w:b w:val="0"/>
-                <w:bCs w:val="0"/>
-                <w:sz w:val="22"/>
-                <w:szCs w:val="22"/>
-                <w:vertAlign w:val="baseline"/>
-                <w:lang w:val="en-US"/>
-              </w:rPr>
-              <w:t>min_samples_leaf</w:t>
-            </w:r>
-          </w:p>
-        </w:tc>
-        <w:tc>
-          <w:tcPr>
-            <w:tcW w:w="4261" w:type="dxa"/>
-            <w:shd w:val="clear" w:color="auto" w:fill="B5C7EA" w:themeFill="accent1" w:themeFillTint="66"/>
-          </w:tcPr>
-          <w:p>
-            <w:pPr>
-              <w:numPr>
-                <w:numId w:val="0"/>
-              </w:numPr>
-              <w:jc w:val="center"/>
-              <w:rPr>
-                <w:rFonts w:hint="default"/>
-                <w:b w:val="0"/>
-                <w:bCs w:val="0"/>
-                <w:sz w:val="22"/>
-                <w:szCs w:val="22"/>
-                <w:vertAlign w:val="baseline"/>
-                <w:lang w:val="en-US"/>
-              </w:rPr>
-            </w:pPr>
-            <w:r>
-              <w:rPr>
-                <w:rFonts w:hint="default"/>
-                <w:b w:val="0"/>
-                <w:bCs w:val="0"/>
-                <w:sz w:val="22"/>
-                <w:szCs w:val="22"/>
-                <w:vertAlign w:val="baseline"/>
-                <w:lang w:val="en-US"/>
-              </w:rPr>
-              <w:t>1, 2</w:t>
-            </w:r>
-          </w:p>
-        </w:tc>
-      </w:tr>
-    </w:tbl>
-    <w:p>
-      <w:pPr>
-        <w:numPr>
-          <w:numId w:val="0"/>
-        </w:numPr>
-        <w:ind w:leftChars="0"/>
-        <w:jc w:val="left"/>
-        <w:rPr>
-          <w:rFonts w:hint="default"/>
-          <w:b w:val="0"/>
-          <w:bCs w:val="0"/>
-          <w:sz w:val="22"/>
-          <w:szCs w:val="22"/>
-          <w:lang w:val="sr-Latn-RS"/>
-        </w:rPr>
-      </w:pPr>
-    </w:p>
-    <w:p>
-      <w:pPr>
-        <w:numPr>
-          <w:numId w:val="0"/>
-        </w:numPr>
-        <w:ind w:leftChars="0"/>
-        <w:jc w:val="left"/>
-        <w:rPr>
-          <w:rFonts w:hint="default"/>
-          <w:b w:val="0"/>
-          <w:bCs w:val="0"/>
-          <w:sz w:val="22"/>
-          <w:szCs w:val="22"/>
-          <w:lang w:val="sr-Latn-RS"/>
-        </w:rPr>
-      </w:pPr>
-      <w:r>
-        <w:rPr>
-          <w:rFonts w:hint="default"/>
-          <w:b w:val="0"/>
-          <w:bCs w:val="0"/>
-          <w:sz w:val="22"/>
-          <w:szCs w:val="22"/>
-          <w:lang w:val="en-US"/>
-        </w:rPr>
-        <w:t xml:space="preserve">- </w:t>
-      </w:r>
-      <w:r>
-        <w:rPr>
-          <w:rFonts w:hint="default"/>
-          <w:b w:val="0"/>
-          <w:bCs w:val="0"/>
-          <w:sz w:val="22"/>
-          <w:szCs w:val="22"/>
-          <w:lang w:val="sr-Latn-RS"/>
-        </w:rPr>
-        <w:t xml:space="preserve">Ukupno 24 kombinacije, svaka evaluirana kroz 5-fold validaciju, znači </w:t>
-      </w:r>
-      <w:r>
-        <w:rPr>
-          <w:rFonts w:hint="default"/>
-          <w:b/>
-          <w:bCs/>
-          <w:sz w:val="22"/>
-          <w:szCs w:val="22"/>
-          <w:lang w:val="sr-Latn-RS"/>
-        </w:rPr>
-        <w:t>120 treniranja ukupno</w:t>
-      </w:r>
-      <w:r>
-        <w:rPr>
-          <w:rFonts w:hint="default"/>
-          <w:b w:val="0"/>
-          <w:bCs w:val="0"/>
-          <w:sz w:val="22"/>
-          <w:szCs w:val="22"/>
-          <w:lang w:val="sr-Latn-RS"/>
-        </w:rPr>
-        <w:t>.</w:t>
-      </w:r>
-    </w:p>
-    <w:p>
-      <w:pPr>
-        <w:numPr>
-          <w:numId w:val="0"/>
-        </w:numPr>
-        <w:ind w:leftChars="0"/>
-        <w:jc w:val="left"/>
-        <w:rPr>
-          <w:rFonts w:hint="default"/>
-          <w:b w:val="0"/>
-          <w:bCs w:val="0"/>
-          <w:sz w:val="22"/>
-          <w:szCs w:val="22"/>
-          <w:lang w:val="sr-Latn-RS"/>
-        </w:rPr>
-      </w:pPr>
-      <w:r>
-        <w:rPr>
-          <w:rFonts w:hint="default"/>
-          <w:b w:val="0"/>
-          <w:bCs w:val="0"/>
-          <w:sz w:val="22"/>
-          <w:szCs w:val="22"/>
-          <w:lang w:val="sr-Latn-RS"/>
-        </w:rPr>
-        <w:t>- Najbolji parametri:</w:t>
-      </w:r>
-    </w:p>
-    <w:p>
-      <w:pPr>
-        <w:numPr>
-          <w:numId w:val="0"/>
-        </w:numPr>
-        <w:ind w:leftChars="0"/>
-        <w:jc w:val="left"/>
-        <w:rPr>
-          <w:rFonts w:hint="default"/>
-          <w:b w:val="0"/>
-          <w:bCs w:val="0"/>
-          <w:sz w:val="22"/>
-          <w:szCs w:val="22"/>
-          <w:lang w:val="sr-Latn-RS"/>
-        </w:rPr>
-      </w:pPr>
-    </w:p>
-    <w:tbl>
-      <w:tblPr>
-        <w:tblStyle w:val="4"/>
-        <w:tblW w:w="0" w:type="auto"/>
-        <w:tblInd w:w="0" w:type="dxa"/>
-        <w:tblBorders>
-          <w:top w:val="single" w:color="auto" w:sz="4" w:space="0"/>
-          <w:left w:val="single" w:color="auto" w:sz="4" w:space="0"/>
-          <w:bottom w:val="single" w:color="auto" w:sz="4" w:space="0"/>
-          <w:right w:val="single" w:color="auto" w:sz="4" w:space="0"/>
-          <w:insideH w:val="single" w:color="auto" w:sz="4" w:space="0"/>
-          <w:insideV w:val="single" w:color="auto" w:sz="4" w:space="0"/>
-        </w:tblBorders>
-        <w:tblLayout w:type="autofit"/>
-        <w:tblCellMar>
-          <w:top w:w="0" w:type="dxa"/>
-          <w:left w:w="108" w:type="dxa"/>
-          <w:bottom w:w="0" w:type="dxa"/>
-          <w:right w:w="108" w:type="dxa"/>
-        </w:tblCellMar>
-      </w:tblPr>
-      <w:tblGrid>
-        <w:gridCol w:w="4261"/>
-        <w:gridCol w:w="4261"/>
-      </w:tblGrid>
-      <w:tr>
-        <w:tblPrEx>
-          <w:tblBorders>
-            <w:top w:val="single" w:color="auto" w:sz="4" w:space="0"/>
-            <w:left w:val="single" w:color="auto" w:sz="4" w:space="0"/>
-            <w:bottom w:val="single" w:color="auto" w:sz="4" w:space="0"/>
-            <w:right w:val="single" w:color="auto" w:sz="4" w:space="0"/>
-            <w:insideH w:val="single" w:color="auto" w:sz="4" w:space="0"/>
-            <w:insideV w:val="single" w:color="auto" w:sz="4" w:space="0"/>
-          </w:tblBorders>
-        </w:tblPrEx>
-        <w:tc>
-          <w:tcPr>
-            <w:tcW w:w="4261" w:type="dxa"/>
-            <w:shd w:val="clear" w:color="auto" w:fill="91ABDF" w:themeFill="accent1" w:themeFillTint="99"/>
-          </w:tcPr>
-          <w:p>
-            <w:pPr>
-              <w:numPr>
-                <w:ilvl w:val="0"/>
-                <w:numId w:val="0"/>
-              </w:numPr>
-              <w:jc w:val="center"/>
-              <w:rPr>
-                <w:rFonts w:hint="default"/>
-                <w:b/>
-                <w:bCs/>
-                <w:sz w:val="22"/>
-                <w:szCs w:val="22"/>
-                <w:vertAlign w:val="baseline"/>
-                <w:lang w:val="sr-Latn-RS"/>
-              </w:rPr>
-            </w:pPr>
-            <w:r>
-              <w:rPr>
-                <w:rFonts w:hint="default"/>
-                <w:b/>
-                <w:bCs/>
-                <w:sz w:val="22"/>
-                <w:szCs w:val="22"/>
-                <w:vertAlign w:val="baseline"/>
-                <w:lang w:val="sr-Latn-RS"/>
-              </w:rPr>
-              <w:t>Hiperparametar</w:t>
-            </w:r>
-          </w:p>
-        </w:tc>
-        <w:tc>
-          <w:tcPr>
-            <w:tcW w:w="4261" w:type="dxa"/>
-            <w:shd w:val="clear" w:color="auto" w:fill="91ABDF" w:themeFill="accent1" w:themeFillTint="99"/>
-          </w:tcPr>
-          <w:p>
-            <w:pPr>
-              <w:numPr>
-                <w:ilvl w:val="0"/>
-                <w:numId w:val="0"/>
-              </w:numPr>
-              <w:jc w:val="center"/>
-              <w:rPr>
-                <w:rFonts w:hint="default"/>
-                <w:b/>
-                <w:bCs/>
-                <w:sz w:val="22"/>
-                <w:szCs w:val="22"/>
-                <w:vertAlign w:val="baseline"/>
-                <w:lang w:val="sr-Latn-RS"/>
-              </w:rPr>
-            </w:pPr>
-            <w:r>
-              <w:rPr>
-                <w:rFonts w:hint="default"/>
-                <w:b/>
-                <w:bCs/>
-                <w:sz w:val="22"/>
-                <w:szCs w:val="22"/>
-                <w:vertAlign w:val="baseline"/>
-                <w:lang w:val="sr-Latn-RS"/>
-              </w:rPr>
-              <w:t>Isprobane vrednosti</w:t>
-            </w:r>
-          </w:p>
-        </w:tc>
-      </w:tr>
-      <w:tr>
-        <w:tblPrEx>
-          <w:tblBorders>
-            <w:top w:val="single" w:color="auto" w:sz="4" w:space="0"/>
-            <w:left w:val="single" w:color="auto" w:sz="4" w:space="0"/>
-            <w:bottom w:val="single" w:color="auto" w:sz="4" w:space="0"/>
-            <w:right w:val="single" w:color="auto" w:sz="4" w:space="0"/>
-            <w:insideH w:val="single" w:color="auto" w:sz="4" w:space="0"/>
-            <w:insideV w:val="single" w:color="auto" w:sz="4" w:space="0"/>
-          </w:tblBorders>
-          <w:tblCellMar>
-            <w:top w:w="0" w:type="dxa"/>
-            <w:left w:w="108" w:type="dxa"/>
-            <w:bottom w:w="0" w:type="dxa"/>
-            <w:right w:w="108" w:type="dxa"/>
-          </w:tblCellMar>
-        </w:tblPrEx>
-        <w:tc>
-          <w:tcPr>
-            <w:tcW w:w="4261" w:type="dxa"/>
-          </w:tcPr>
-          <w:p>
-            <w:pPr>
-              <w:numPr>
-                <w:ilvl w:val="0"/>
-                <w:numId w:val="0"/>
-              </w:numPr>
-              <w:jc w:val="center"/>
-              <w:rPr>
-                <w:rFonts w:hint="default"/>
-                <w:b w:val="0"/>
-                <w:bCs w:val="0"/>
-                <w:sz w:val="22"/>
-                <w:szCs w:val="22"/>
-                <w:vertAlign w:val="baseline"/>
-                <w:lang w:val="en-US"/>
-              </w:rPr>
-            </w:pPr>
-            <w:r>
-              <w:rPr>
-                <w:rFonts w:hint="default"/>
-                <w:b w:val="0"/>
-                <w:bCs w:val="0"/>
-                <w:sz w:val="22"/>
-                <w:szCs w:val="22"/>
-                <w:vertAlign w:val="baseline"/>
-                <w:lang w:val="sr-Latn-RS"/>
-              </w:rPr>
-              <w:t>n</w:t>
-            </w:r>
-            <w:r>
-              <w:rPr>
-                <w:rFonts w:hint="default"/>
-                <w:b w:val="0"/>
-                <w:bCs w:val="0"/>
-                <w:sz w:val="22"/>
-                <w:szCs w:val="22"/>
-                <w:vertAlign w:val="baseline"/>
-                <w:lang w:val="en-US"/>
-              </w:rPr>
-              <w:t>_estimators</w:t>
-            </w:r>
-          </w:p>
-        </w:tc>
-        <w:tc>
-          <w:tcPr>
-            <w:tcW w:w="4261" w:type="dxa"/>
-          </w:tcPr>
-          <w:p>
-            <w:pPr>
-              <w:numPr>
-                <w:ilvl w:val="0"/>
-                <w:numId w:val="0"/>
-              </w:numPr>
-              <w:jc w:val="center"/>
-              <w:rPr>
-                <w:rFonts w:hint="default"/>
-                <w:b w:val="0"/>
-                <w:bCs w:val="0"/>
-                <w:sz w:val="22"/>
-                <w:szCs w:val="22"/>
-                <w:vertAlign w:val="baseline"/>
-                <w:lang w:val="en-US"/>
-              </w:rPr>
-            </w:pPr>
-            <w:r>
-              <w:rPr>
-                <w:rFonts w:hint="default"/>
-                <w:b w:val="0"/>
-                <w:bCs w:val="0"/>
-                <w:sz w:val="22"/>
-                <w:szCs w:val="22"/>
-                <w:vertAlign w:val="baseline"/>
-                <w:lang w:val="en-US"/>
-              </w:rPr>
-              <w:t>200</w:t>
-            </w:r>
-          </w:p>
-        </w:tc>
-      </w:tr>
-      <w:tr>
-        <w:tblPrEx>
-          <w:tblBorders>
-            <w:top w:val="single" w:color="auto" w:sz="4" w:space="0"/>
-            <w:left w:val="single" w:color="auto" w:sz="4" w:space="0"/>
-            <w:bottom w:val="single" w:color="auto" w:sz="4" w:space="0"/>
-            <w:right w:val="single" w:color="auto" w:sz="4" w:space="0"/>
-            <w:insideH w:val="single" w:color="auto" w:sz="4" w:space="0"/>
-            <w:insideV w:val="single" w:color="auto" w:sz="4" w:space="0"/>
-          </w:tblBorders>
-          <w:tblCellMar>
-            <w:top w:w="0" w:type="dxa"/>
-            <w:left w:w="108" w:type="dxa"/>
-            <w:bottom w:w="0" w:type="dxa"/>
-            <w:right w:w="108" w:type="dxa"/>
-          </w:tblCellMar>
-        </w:tblPrEx>
-        <w:tc>
-          <w:tcPr>
-            <w:tcW w:w="4261" w:type="dxa"/>
-            <w:shd w:val="clear" w:color="auto" w:fill="B5C7EA" w:themeFill="accent1" w:themeFillTint="66"/>
-          </w:tcPr>
-          <w:p>
-            <w:pPr>
-              <w:numPr>
-                <w:ilvl w:val="0"/>
-                <w:numId w:val="0"/>
-              </w:numPr>
-              <w:jc w:val="center"/>
-              <w:rPr>
-                <w:rFonts w:hint="default"/>
-                <w:b w:val="0"/>
-                <w:bCs w:val="0"/>
-                <w:sz w:val="22"/>
-                <w:szCs w:val="22"/>
-                <w:vertAlign w:val="baseline"/>
-                <w:lang w:val="en-US"/>
-              </w:rPr>
-            </w:pPr>
-            <w:r>
-              <w:rPr>
-                <w:rFonts w:hint="default"/>
-                <w:b w:val="0"/>
-                <w:bCs w:val="0"/>
-                <w:sz w:val="22"/>
-                <w:szCs w:val="22"/>
-                <w:vertAlign w:val="baseline"/>
-                <w:lang w:val="en-US"/>
-              </w:rPr>
-              <w:t>max_depth</w:t>
-            </w:r>
-          </w:p>
-        </w:tc>
-        <w:tc>
-          <w:tcPr>
-            <w:tcW w:w="4261" w:type="dxa"/>
-            <w:shd w:val="clear" w:color="auto" w:fill="B5C7EA" w:themeFill="accent1" w:themeFillTint="66"/>
-          </w:tcPr>
-          <w:p>
-            <w:pPr>
-              <w:numPr>
-                <w:ilvl w:val="0"/>
-                <w:numId w:val="0"/>
-              </w:numPr>
-              <w:jc w:val="center"/>
-              <w:rPr>
-                <w:rFonts w:hint="default"/>
-                <w:b w:val="0"/>
-                <w:bCs w:val="0"/>
-                <w:sz w:val="22"/>
-                <w:szCs w:val="22"/>
-                <w:vertAlign w:val="baseline"/>
-                <w:lang w:val="en-US"/>
-              </w:rPr>
-            </w:pPr>
-            <w:r>
-              <w:rPr>
-                <w:rFonts w:hint="default"/>
-                <w:b w:val="0"/>
-                <w:bCs w:val="0"/>
-                <w:sz w:val="22"/>
-                <w:szCs w:val="22"/>
-                <w:vertAlign w:val="baseline"/>
-                <w:lang w:val="en-US"/>
-              </w:rPr>
-              <w:t>None</w:t>
-            </w:r>
-          </w:p>
-        </w:tc>
-      </w:tr>
-      <w:tr>
-        <w:tblPrEx>
-          <w:tblBorders>
-            <w:top w:val="single" w:color="auto" w:sz="4" w:space="0"/>
-            <w:left w:val="single" w:color="auto" w:sz="4" w:space="0"/>
-            <w:bottom w:val="single" w:color="auto" w:sz="4" w:space="0"/>
-            <w:right w:val="single" w:color="auto" w:sz="4" w:space="0"/>
-            <w:insideH w:val="single" w:color="auto" w:sz="4" w:space="0"/>
-            <w:insideV w:val="single" w:color="auto" w:sz="4" w:space="0"/>
-          </w:tblBorders>
-          <w:tblCellMar>
-            <w:top w:w="0" w:type="dxa"/>
-            <w:left w:w="108" w:type="dxa"/>
-            <w:bottom w:w="0" w:type="dxa"/>
-            <w:right w:w="108" w:type="dxa"/>
-          </w:tblCellMar>
-        </w:tblPrEx>
-        <w:tc>
-          <w:tcPr>
-            <w:tcW w:w="4261" w:type="dxa"/>
-          </w:tcPr>
-          <w:p>
-            <w:pPr>
-              <w:numPr>
-                <w:ilvl w:val="0"/>
-                <w:numId w:val="0"/>
-              </w:numPr>
-              <w:jc w:val="center"/>
-              <w:rPr>
-                <w:rFonts w:hint="default"/>
-                <w:b w:val="0"/>
-                <w:bCs w:val="0"/>
-                <w:sz w:val="22"/>
-                <w:szCs w:val="22"/>
-                <w:vertAlign w:val="baseline"/>
-                <w:lang w:val="en-US"/>
-              </w:rPr>
-            </w:pPr>
-            <w:r>
-              <w:rPr>
-                <w:rFonts w:hint="default"/>
-                <w:b w:val="0"/>
-                <w:bCs w:val="0"/>
-                <w:sz w:val="22"/>
-                <w:szCs w:val="22"/>
-                <w:vertAlign w:val="baseline"/>
-                <w:lang w:val="en-US"/>
-              </w:rPr>
-              <w:t>min_samples_split</w:t>
-            </w:r>
-          </w:p>
-        </w:tc>
-        <w:tc>
-          <w:tcPr>
-            <w:tcW w:w="4261" w:type="dxa"/>
-          </w:tcPr>
-          <w:p>
-            <w:pPr>
-              <w:numPr>
-                <w:ilvl w:val="0"/>
-                <w:numId w:val="0"/>
-              </w:numPr>
-              <w:jc w:val="center"/>
-              <w:rPr>
-                <w:rFonts w:hint="default"/>
-                <w:b w:val="0"/>
-                <w:bCs w:val="0"/>
-                <w:sz w:val="22"/>
-                <w:szCs w:val="22"/>
-                <w:vertAlign w:val="baseline"/>
-                <w:lang w:val="en-US"/>
-              </w:rPr>
-            </w:pPr>
-            <w:r>
-              <w:rPr>
-                <w:rFonts w:hint="default"/>
-                <w:b w:val="0"/>
-                <w:bCs w:val="0"/>
-                <w:sz w:val="22"/>
-                <w:szCs w:val="22"/>
-                <w:vertAlign w:val="baseline"/>
-                <w:lang w:val="en-US"/>
-              </w:rPr>
-              <w:t>2</w:t>
-            </w:r>
-          </w:p>
-        </w:tc>
-      </w:tr>
-      <w:tr>
-        <w:tblPrEx>
-          <w:tblBorders>
-            <w:top w:val="single" w:color="auto" w:sz="4" w:space="0"/>
-            <w:left w:val="single" w:color="auto" w:sz="4" w:space="0"/>
-            <w:bottom w:val="single" w:color="auto" w:sz="4" w:space="0"/>
-            <w:right w:val="single" w:color="auto" w:sz="4" w:space="0"/>
-            <w:insideH w:val="single" w:color="auto" w:sz="4" w:space="0"/>
-            <w:insideV w:val="single" w:color="auto" w:sz="4" w:space="0"/>
-          </w:tblBorders>
-          <w:tblCellMar>
-            <w:top w:w="0" w:type="dxa"/>
-            <w:left w:w="108" w:type="dxa"/>
-            <w:bottom w:w="0" w:type="dxa"/>
-            <w:right w:w="108" w:type="dxa"/>
-          </w:tblCellMar>
-        </w:tblPrEx>
-        <w:tc>
-          <w:tcPr>
-            <w:tcW w:w="4261" w:type="dxa"/>
-            <w:shd w:val="clear" w:color="auto" w:fill="B5C7EA" w:themeFill="accent1" w:themeFillTint="66"/>
-          </w:tcPr>
-          <w:p>
-            <w:pPr>
-              <w:numPr>
-                <w:ilvl w:val="0"/>
-                <w:numId w:val="0"/>
-              </w:numPr>
-              <w:jc w:val="center"/>
-              <w:rPr>
-                <w:rFonts w:hint="default"/>
-                <w:b w:val="0"/>
-                <w:bCs w:val="0"/>
-                <w:sz w:val="22"/>
-                <w:szCs w:val="22"/>
-                <w:vertAlign w:val="baseline"/>
-                <w:lang w:val="en-US"/>
-              </w:rPr>
-            </w:pPr>
-            <w:r>
-              <w:rPr>
-                <w:rFonts w:hint="default"/>
-                <w:b w:val="0"/>
-                <w:bCs w:val="0"/>
-                <w:sz w:val="22"/>
-                <w:szCs w:val="22"/>
-                <w:vertAlign w:val="baseline"/>
-                <w:lang w:val="en-US"/>
-              </w:rPr>
-              <w:t>min_samples_leaf</w:t>
-            </w:r>
-          </w:p>
-        </w:tc>
-        <w:tc>
-          <w:tcPr>
-            <w:tcW w:w="4261" w:type="dxa"/>
-            <w:shd w:val="clear" w:color="auto" w:fill="B5C7EA" w:themeFill="accent1" w:themeFillTint="66"/>
-          </w:tcPr>
-          <w:p>
-            <w:pPr>
-              <w:numPr>
-                <w:ilvl w:val="0"/>
-                <w:numId w:val="0"/>
-              </w:numPr>
-              <w:jc w:val="center"/>
-              <w:rPr>
-                <w:rFonts w:hint="default"/>
-                <w:b w:val="0"/>
-                <w:bCs w:val="0"/>
-                <w:sz w:val="22"/>
-                <w:szCs w:val="22"/>
-                <w:vertAlign w:val="baseline"/>
-                <w:lang w:val="en-US"/>
-              </w:rPr>
-            </w:pPr>
-            <w:r>
-              <w:rPr>
-                <w:rFonts w:hint="default"/>
-                <w:b w:val="0"/>
-                <w:bCs w:val="0"/>
-                <w:sz w:val="22"/>
-                <w:szCs w:val="22"/>
-                <w:vertAlign w:val="baseline"/>
-                <w:lang w:val="en-US"/>
-              </w:rPr>
-              <w:t>1</w:t>
-            </w:r>
-          </w:p>
-        </w:tc>
-      </w:tr>
-    </w:tbl>
-    <w:p>
-      <w:pPr>
-        <w:numPr>
-          <w:numId w:val="0"/>
-        </w:numPr>
-        <w:ind w:leftChars="0"/>
-        <w:jc w:val="left"/>
-        <w:rPr>
-          <w:rFonts w:hint="default"/>
-          <w:b w:val="0"/>
-          <w:bCs w:val="0"/>
-          <w:sz w:val="22"/>
-          <w:szCs w:val="22"/>
-          <w:lang w:val="sr-Latn-RS"/>
-        </w:rPr>
-      </w:pPr>
-    </w:p>
-    <w:p>
-      <w:pPr>
-        <w:numPr>
-          <w:ilvl w:val="1"/>
-          <w:numId w:val="1"/>
-        </w:numPr>
-        <w:ind w:left="0" w:leftChars="0" w:firstLine="0" w:firstLineChars="0"/>
-        <w:jc w:val="left"/>
-        <w:rPr>
-          <w:rFonts w:hint="default"/>
-          <w:b/>
-          <w:bCs/>
-          <w:sz w:val="24"/>
-          <w:szCs w:val="24"/>
-          <w:lang w:val="sr-Latn-RS"/>
-        </w:rPr>
-      </w:pPr>
-      <w:r>
-        <w:rPr>
-          <w:rFonts w:hint="default"/>
-          <w:b/>
-          <w:bCs/>
-          <w:sz w:val="24"/>
-          <w:szCs w:val="24"/>
-          <w:lang w:val="sr-Latn-RS"/>
-        </w:rPr>
-        <w:t>Random Search - XGBoost</w:t>
-      </w:r>
-    </w:p>
-    <w:p>
-      <w:pPr>
-        <w:numPr>
-          <w:numId w:val="0"/>
-        </w:numPr>
-        <w:ind w:leftChars="0"/>
-        <w:jc w:val="left"/>
-        <w:rPr>
-          <w:rFonts w:hint="default"/>
-          <w:b w:val="0"/>
-          <w:bCs w:val="0"/>
-          <w:sz w:val="22"/>
-          <w:szCs w:val="22"/>
-          <w:lang w:val="sr-Latn-RS"/>
-        </w:rPr>
-      </w:pPr>
-      <w:r>
-        <w:rPr>
-          <w:rFonts w:hint="default"/>
-          <w:b w:val="0"/>
-          <w:bCs w:val="0"/>
-          <w:sz w:val="22"/>
-          <w:szCs w:val="22"/>
-          <w:lang w:val="sr-Latn-RS"/>
-        </w:rPr>
-        <w:t xml:space="preserve">- Za XGBoost je primenjen </w:t>
-      </w:r>
-      <w:r>
-        <w:rPr>
-          <w:rFonts w:hint="default"/>
-          <w:b/>
-          <w:bCs/>
-          <w:sz w:val="22"/>
-          <w:szCs w:val="22"/>
-          <w:lang w:val="sr-Latn-RS"/>
-        </w:rPr>
-        <w:t>Random Search</w:t>
-      </w:r>
-      <w:r>
-        <w:rPr>
-          <w:rFonts w:hint="default"/>
-          <w:b w:val="0"/>
-          <w:bCs w:val="0"/>
-          <w:sz w:val="22"/>
-          <w:szCs w:val="22"/>
-          <w:lang w:val="sr-Latn-RS"/>
-        </w:rPr>
-        <w:t xml:space="preserve"> koji nasumično isprobava kombinacije iz zadatog prostora pretrage. Ovaj pristup je izabran jer je prostor pretrage za XGBoost značajno veći. Kombinacija svih zadatih vrednosti daje 768 mogućih kombinacija, što bi za Grid Search zahtevalo previše vremena.</w:t>
-      </w:r>
-    </w:p>
-    <w:p>
-      <w:pPr>
-        <w:numPr>
-          <w:numId w:val="0"/>
-        </w:numPr>
-        <w:ind w:leftChars="0"/>
-        <w:jc w:val="left"/>
-        <w:rPr>
-          <w:rFonts w:hint="default"/>
-          <w:b w:val="0"/>
-          <w:bCs w:val="0"/>
-          <w:sz w:val="22"/>
-          <w:szCs w:val="22"/>
-          <w:lang w:val="sr-Latn-RS"/>
-        </w:rPr>
-      </w:pPr>
-      <w:r>
-        <w:rPr>
-          <w:rFonts w:hint="default"/>
-          <w:b w:val="0"/>
-          <w:bCs w:val="0"/>
-          <w:sz w:val="22"/>
-          <w:szCs w:val="22"/>
-          <w:lang w:val="sr-Latn-RS"/>
-        </w:rPr>
-        <w:t xml:space="preserve">- Random Search </w:t>
-      </w:r>
-      <w:r>
-        <w:rPr>
-          <w:rFonts w:hint="default"/>
-          <w:b/>
-          <w:bCs/>
-          <w:sz w:val="22"/>
-          <w:szCs w:val="22"/>
-          <w:lang w:val="sr-Latn-RS"/>
-        </w:rPr>
-        <w:t>isprobava samo 20 nasumično izabranih kombinacija</w:t>
-      </w:r>
-      <w:r>
-        <w:rPr>
-          <w:rFonts w:hint="default"/>
-          <w:b w:val="0"/>
-          <w:bCs w:val="0"/>
-          <w:sz w:val="22"/>
-          <w:szCs w:val="22"/>
-          <w:lang w:val="sr-Latn-RS"/>
-        </w:rPr>
-        <w:t>.</w:t>
-      </w:r>
-    </w:p>
-    <w:p>
-      <w:pPr>
-        <w:numPr>
-          <w:numId w:val="0"/>
-        </w:numPr>
-        <w:ind w:leftChars="0"/>
-        <w:jc w:val="left"/>
-        <w:rPr>
-          <w:rFonts w:hint="default"/>
-          <w:b w:val="0"/>
-          <w:bCs w:val="0"/>
-          <w:sz w:val="22"/>
-          <w:szCs w:val="22"/>
-          <w:lang w:val="sr-Latn-RS"/>
-        </w:rPr>
-      </w:pPr>
-      <w:r>
-        <w:rPr>
-          <w:rFonts w:hint="default"/>
-          <w:b w:val="0"/>
-          <w:bCs w:val="0"/>
-          <w:sz w:val="22"/>
-          <w:szCs w:val="22"/>
-          <w:lang w:val="sr-Latn-RS"/>
-        </w:rPr>
-        <w:t>- Isprobane vrednosti:</w:t>
-      </w:r>
-    </w:p>
-    <w:p>
-      <w:pPr>
-        <w:numPr>
-          <w:numId w:val="0"/>
-        </w:numPr>
-        <w:ind w:leftChars="0"/>
-        <w:jc w:val="left"/>
-        <w:rPr>
-          <w:rFonts w:hint="default"/>
-          <w:b w:val="0"/>
-          <w:bCs w:val="0"/>
-          <w:sz w:val="22"/>
-          <w:szCs w:val="22"/>
-          <w:lang w:val="sr-Latn-RS"/>
-        </w:rPr>
-      </w:pPr>
-    </w:p>
-    <w:p>
-      <w:pPr>
-        <w:numPr>
-          <w:numId w:val="0"/>
-        </w:numPr>
-        <w:ind w:leftChars="0"/>
-        <w:jc w:val="left"/>
-        <w:rPr>
-          <w:rFonts w:hint="default"/>
-          <w:b w:val="0"/>
-          <w:bCs w:val="0"/>
-          <w:sz w:val="22"/>
-          <w:szCs w:val="22"/>
-          <w:lang w:val="sr-Latn-RS"/>
-        </w:rPr>
-      </w:pPr>
-    </w:p>
-    <w:p>
-      <w:pPr>
-        <w:numPr>
-          <w:numId w:val="0"/>
-        </w:numPr>
-        <w:ind w:leftChars="0"/>
-        <w:jc w:val="left"/>
-        <w:rPr>
-          <w:rFonts w:hint="default"/>
-          <w:b w:val="0"/>
-          <w:bCs w:val="0"/>
-          <w:sz w:val="22"/>
-          <w:szCs w:val="22"/>
-          <w:lang w:val="sr-Latn-RS"/>
-        </w:rPr>
-      </w:pPr>
-    </w:p>
-    <w:p>
-      <w:pPr>
-        <w:numPr>
+          <w:ilvl w:val="0"/>
           <w:numId w:val="0"/>
         </w:numPr>
         <w:ind w:leftChars="0"/>
@@ -5865,6 +4657,7 @@
           </w:tcPr>
           <w:p>
             <w:pPr>
+              <w:widowControl w:val="0"/>
               <w:numPr>
                 <w:ilvl w:val="0"/>
                 <w:numId w:val="0"/>
@@ -5901,6 +4694,7 @@
           </w:tcPr>
           <w:p>
             <w:pPr>
+              <w:widowControl w:val="0"/>
               <w:numPr>
                 <w:ilvl w:val="0"/>
                 <w:numId w:val="0"/>
@@ -5954,6 +4748,7 @@
           </w:tcPr>
           <w:p>
             <w:pPr>
+              <w:widowControl w:val="0"/>
               <w:numPr>
                 <w:ilvl w:val="0"/>
                 <w:numId w:val="0"/>
@@ -6001,6 +4796,7 @@
           </w:tcPr>
           <w:p>
             <w:pPr>
+              <w:widowControl w:val="0"/>
               <w:numPr>
                 <w:ilvl w:val="0"/>
                 <w:numId w:val="0"/>
@@ -6026,7 +4822,7 @@
                 <w:vertAlign w:val="baseline"/>
                 <w:lang w:val="en-US"/>
               </w:rPr>
-              <w:t>100, 200, 300</w:t>
+              <w:t>100, 200</w:t>
             </w:r>
           </w:p>
         </w:tc>
@@ -6055,6 +4851,7 @@
           </w:tcPr>
           <w:p>
             <w:pPr>
+              <w:widowControl w:val="0"/>
               <w:numPr>
                 <w:ilvl w:val="0"/>
                 <w:numId w:val="0"/>
@@ -6091,6 +4888,7 @@
           </w:tcPr>
           <w:p>
             <w:pPr>
+              <w:widowControl w:val="0"/>
               <w:numPr>
                 <w:ilvl w:val="0"/>
                 <w:numId w:val="0"/>
@@ -6116,7 +4914,7 @@
                 <w:vertAlign w:val="baseline"/>
                 <w:lang w:val="en-US"/>
               </w:rPr>
-              <w:t>3, 5, 7, 9</w:t>
+              <w:t>10, 20, None</w:t>
             </w:r>
           </w:p>
         </w:tc>
@@ -6144,6 +4942,7 @@
           </w:tcPr>
           <w:p>
             <w:pPr>
+              <w:widowControl w:val="0"/>
               <w:numPr>
                 <w:ilvl w:val="0"/>
                 <w:numId w:val="0"/>
@@ -6167,21 +4966,9 @@
                 <w:sz w:val="22"/>
                 <w:szCs w:val="22"/>
                 <w:vertAlign w:val="baseline"/>
-                <w:lang w:val="sr-Latn-RS"/>
-              </w:rPr>
-              <w:t>learning</w:t>
-            </w:r>
-            <w:r>
-              <w:rPr>
-                <w:rFonts w:hint="default"/>
-                <w:b w:val="0"/>
-                <w:bCs w:val="0"/>
-                <w:sz w:val="22"/>
-                <w:szCs w:val="22"/>
-                <w:vertAlign w:val="baseline"/>
                 <w:lang w:val="en-US"/>
               </w:rPr>
-              <w:t>_rate</w:t>
+              <w:t>min_samples_split</w:t>
             </w:r>
           </w:p>
         </w:tc>
@@ -6191,6 +4978,7 @@
           </w:tcPr>
           <w:p>
             <w:pPr>
+              <w:widowControl w:val="0"/>
               <w:numPr>
                 <w:ilvl w:val="0"/>
                 <w:numId w:val="0"/>
@@ -6216,7 +5004,7 @@
                 <w:vertAlign w:val="baseline"/>
                 <w:lang w:val="en-US"/>
               </w:rPr>
-              <w:t>0.01, 0.05, 0.1, 0.2</w:t>
+              <w:t>2, 5</w:t>
             </w:r>
           </w:p>
         </w:tc>
@@ -6245,6 +5033,7 @@
           </w:tcPr>
           <w:p>
             <w:pPr>
+              <w:widowControl w:val="0"/>
               <w:numPr>
                 <w:ilvl w:val="0"/>
                 <w:numId w:val="0"/>
@@ -6270,7 +5059,7 @@
                 <w:vertAlign w:val="baseline"/>
                 <w:lang w:val="en-US"/>
               </w:rPr>
-              <w:t>subsample</w:t>
+              <w:t>min_samples_leaf</w:t>
             </w:r>
           </w:p>
         </w:tc>
@@ -6281,6 +5070,7 @@
           </w:tcPr>
           <w:p>
             <w:pPr>
+              <w:widowControl w:val="0"/>
               <w:numPr>
                 <w:ilvl w:val="0"/>
                 <w:numId w:val="0"/>
@@ -6306,97 +5096,7 @@
                 <w:vertAlign w:val="baseline"/>
                 <w:lang w:val="en-US"/>
               </w:rPr>
-              <w:t>0.7, 0.8, 0.9, 1.0</w:t>
-            </w:r>
-          </w:p>
-        </w:tc>
-      </w:tr>
-      <w:tr>
-        <w:tblPrEx>
-          <w:tblBorders>
-            <w:top w:val="single" w:color="auto" w:sz="4" w:space="0"/>
-            <w:left w:val="single" w:color="auto" w:sz="4" w:space="0"/>
-            <w:bottom w:val="single" w:color="auto" w:sz="4" w:space="0"/>
-            <w:right w:val="single" w:color="auto" w:sz="4" w:space="0"/>
-            <w:insideH w:val="single" w:color="auto" w:sz="4" w:space="0"/>
-            <w:insideV w:val="single" w:color="auto" w:sz="4" w:space="0"/>
-          </w:tblBorders>
-          <w:tblCellMar>
-            <w:top w:w="0" w:type="dxa"/>
-            <w:left w:w="108" w:type="dxa"/>
-            <w:bottom w:w="0" w:type="dxa"/>
-            <w:right w:w="108" w:type="dxa"/>
-          </w:tblCellMar>
-        </w:tblPrEx>
-        <w:tc>
-          <w:tcPr>
-            <w:tcW w:w="4261" w:type="dxa"/>
-            <w:shd w:val="clear" w:color="auto" w:fill="FFFFFF" w:themeFill="background1"/>
-          </w:tcPr>
-          <w:p>
-            <w:pPr>
-              <w:numPr>
-                <w:ilvl w:val="0"/>
-                <w:numId w:val="0"/>
-              </w:numPr>
-              <w:jc w:val="center"/>
-              <w:rPr>
-                <w:rFonts w:hint="default"/>
-                <w:b w:val="0"/>
-                <w:bCs w:val="0"/>
-                <w:sz w:val="22"/>
-                <w:szCs w:val="22"/>
-                <w:vertAlign w:val="baseline"/>
-                <w:lang w:val="en-US"/>
-              </w:rPr>
-            </w:pPr>
-            <w:r>
-              <w:rPr>
-                <w:rFonts w:hint="default"/>
-                <w:b w:val="0"/>
-                <w:bCs w:val="0"/>
-                <w:sz w:val="22"/>
-                <w:szCs w:val="22"/>
-                <w:vertAlign w:val="baseline"/>
-                <w:lang w:val="en-US"/>
-              </w:rPr>
-              <w:t>colsample_bytree</w:t>
-            </w:r>
-          </w:p>
-        </w:tc>
-        <w:tc>
-          <w:tcPr>
-            <w:tcW w:w="4261" w:type="dxa"/>
-            <w:shd w:val="clear" w:color="auto" w:fill="FFFFFF" w:themeFill="background1"/>
-          </w:tcPr>
-          <w:p>
-            <w:pPr>
-              <w:numPr>
-                <w:ilvl w:val="0"/>
-                <w:numId w:val="0"/>
-              </w:numPr>
-              <w:jc w:val="center"/>
-              <w:rPr>
-                <w:rFonts w:hint="default"/>
-                <w:b w:val="0"/>
-                <w:bCs w:val="0"/>
-                <w:sz w:val="22"/>
-                <w:szCs w:val="22"/>
-                <w:vertAlign w:val="baseline"/>
-                <w:lang w:val="en-US"/>
-              </w:rPr>
-            </w:pPr>
-            <w:r>
-              <w:rPr>
-                <w:rFonts w:hint="default"/>
-                <w:b w:val="0"/>
-                <w:bCs w:val="0"/>
-                <w:sz w:val="22"/>
-                <w:szCs w:val="22"/>
-                <w:vertAlign w:val="baseline"/>
-                <w:lang w:val="en-US"/>
-              </w:rPr>
-              <w:t>0.7, 0.8, 0.9, 1.0</w:t>
+              <w:t>1, 2</w:t>
             </w:r>
           </w:p>
         </w:tc>
@@ -6405,6 +5105,7 @@
     <w:p>
       <w:pPr>
         <w:numPr>
+          <w:ilvl w:val="0"/>
           <w:numId w:val="0"/>
         </w:numPr>
         <w:ind w:leftChars="0"/>
@@ -6422,6 +5123,7 @@
     <w:p>
       <w:pPr>
         <w:numPr>
+          <w:ilvl w:val="0"/>
           <w:numId w:val="0"/>
         </w:numPr>
         <w:ind w:leftChars="0"/>
@@ -6432,17 +5134,79 @@
           <w:bCs w:val="0"/>
           <w:sz w:val="22"/>
           <w:szCs w:val="22"/>
+          <w:lang w:val="sr-Latn-RS"/>
+        </w:rPr>
+      </w:pPr>
+      <w:r>
+        <w:rPr>
+          <w:rFonts w:hint="default"/>
+          <w:b w:val="0"/>
+          <w:bCs w:val="0"/>
+          <w:sz w:val="22"/>
+          <w:szCs w:val="22"/>
           <w:lang w:val="en-US"/>
         </w:rPr>
-      </w:pPr>
-      <w:r>
-        <w:rPr>
-          <w:rFonts w:hint="default"/>
-          <w:b w:val="0"/>
-          <w:bCs w:val="0"/>
-          <w:sz w:val="22"/>
-          <w:szCs w:val="22"/>
-          <w:lang w:val="en-US"/>
+        <w:t xml:space="preserve">- </w:t>
+      </w:r>
+      <w:r>
+        <w:rPr>
+          <w:rFonts w:hint="default"/>
+          <w:b w:val="0"/>
+          <w:bCs w:val="0"/>
+          <w:sz w:val="22"/>
+          <w:szCs w:val="22"/>
+          <w:lang w:val="sr-Latn-RS"/>
+        </w:rPr>
+        <w:t xml:space="preserve">Ukupno 24 kombinacije, svaka evaluirana kroz 5-fold validaciju, znači </w:t>
+      </w:r>
+      <w:r>
+        <w:rPr>
+          <w:rFonts w:hint="default"/>
+          <w:b/>
+          <w:bCs/>
+          <w:sz w:val="22"/>
+          <w:szCs w:val="22"/>
+          <w:lang w:val="sr-Latn-RS"/>
+        </w:rPr>
+        <w:t>120 treniranja ukupno</w:t>
+      </w:r>
+      <w:r>
+        <w:rPr>
+          <w:rFonts w:hint="default"/>
+          <w:b w:val="0"/>
+          <w:bCs w:val="0"/>
+          <w:sz w:val="22"/>
+          <w:szCs w:val="22"/>
+          <w:lang w:val="sr-Latn-RS"/>
+        </w:rPr>
+        <w:t>.</w:t>
+      </w:r>
+    </w:p>
+    <w:p>
+      <w:pPr>
+        <w:numPr>
+          <w:ilvl w:val="0"/>
+          <w:numId w:val="0"/>
+        </w:numPr>
+        <w:ind w:leftChars="0"/>
+        <w:jc w:val="left"/>
+        <w:rPr>
+          <w:rFonts w:hint="default"/>
+          <w:b w:val="0"/>
+          <w:bCs w:val="0"/>
+          <w:sz w:val="22"/>
+          <w:szCs w:val="22"/>
+          <w:lang w:val="sr-Latn-RS"/>
+        </w:rPr>
+      </w:pPr>
+      <w:r>
+        <w:rPr>
+          <w:rFonts w:hint="default"/>
+          <w:b w:val="0"/>
+          <w:bCs w:val="0"/>
+          <w:sz w:val="22"/>
+          <w:szCs w:val="22"/>
+          <w:lang w:val="sr-Latn-RS"/>
         </w:rPr>
         <w:t>- Najbolji parametri:</w:t>
       </w:r>
@@ -6450,6 +5214,7 @@
     <w:p>
       <w:pPr>
         <w:numPr>
+          <w:ilvl w:val="0"/>
           <w:numId w:val="0"/>
         </w:numPr>
         <w:ind w:leftChars="0"/>
@@ -6460,7 +5225,7 @@
           <w:bCs w:val="0"/>
           <w:sz w:val="22"/>
           <w:szCs w:val="22"/>
-          <w:lang w:val="en-US"/>
+          <w:lang w:val="sr-Latn-RS"/>
         </w:rPr>
       </w:pPr>
     </w:p>
@@ -6513,6 +5278,7 @@
           </w:tcPr>
           <w:p>
             <w:pPr>
+              <w:widowControl w:val="0"/>
               <w:numPr>
                 <w:ilvl w:val="0"/>
                 <w:numId w:val="0"/>
@@ -6549,6 +5315,7 @@
           </w:tcPr>
           <w:p>
             <w:pPr>
+              <w:widowControl w:val="0"/>
               <w:numPr>
                 <w:ilvl w:val="0"/>
                 <w:numId w:val="0"/>
@@ -6602,6 +5369,7 @@
           </w:tcPr>
           <w:p>
             <w:pPr>
+              <w:widowControl w:val="0"/>
               <w:numPr>
                 <w:ilvl w:val="0"/>
                 <w:numId w:val="0"/>
@@ -6649,6 +5417,7 @@
           </w:tcPr>
           <w:p>
             <w:pPr>
+              <w:widowControl w:val="0"/>
               <w:numPr>
                 <w:ilvl w:val="0"/>
                 <w:numId w:val="0"/>
@@ -6674,7 +5443,7 @@
                 <w:vertAlign w:val="baseline"/>
                 <w:lang w:val="en-US"/>
               </w:rPr>
-              <w:t>300</w:t>
+              <w:t>200</w:t>
             </w:r>
           </w:p>
         </w:tc>
@@ -6703,6 +5472,7 @@
           </w:tcPr>
           <w:p>
             <w:pPr>
+              <w:widowControl w:val="0"/>
               <w:numPr>
                 <w:ilvl w:val="0"/>
                 <w:numId w:val="0"/>
@@ -6739,6 +5509,7 @@
           </w:tcPr>
           <w:p>
             <w:pPr>
+              <w:widowControl w:val="0"/>
               <w:numPr>
                 <w:ilvl w:val="0"/>
                 <w:numId w:val="0"/>
@@ -6764,7 +5535,7 @@
                 <w:vertAlign w:val="baseline"/>
                 <w:lang w:val="en-US"/>
               </w:rPr>
-              <w:t>5</w:t>
+              <w:t>None</w:t>
             </w:r>
           </w:p>
         </w:tc>
@@ -6792,6 +5563,7 @@
           </w:tcPr>
           <w:p>
             <w:pPr>
+              <w:widowControl w:val="0"/>
               <w:numPr>
                 <w:ilvl w:val="0"/>
                 <w:numId w:val="0"/>
@@ -6815,21 +5587,9 @@
                 <w:sz w:val="22"/>
                 <w:szCs w:val="22"/>
                 <w:vertAlign w:val="baseline"/>
-                <w:lang w:val="sr-Latn-RS"/>
-              </w:rPr>
-              <w:t>learning</w:t>
-            </w:r>
-            <w:r>
-              <w:rPr>
-                <w:rFonts w:hint="default"/>
-                <w:b w:val="0"/>
-                <w:bCs w:val="0"/>
-                <w:sz w:val="22"/>
-                <w:szCs w:val="22"/>
-                <w:vertAlign w:val="baseline"/>
                 <w:lang w:val="en-US"/>
               </w:rPr>
-              <w:t>_rate</w:t>
+              <w:t>min_samples_split</w:t>
             </w:r>
           </w:p>
         </w:tc>
@@ -6839,6 +5599,7 @@
           </w:tcPr>
           <w:p>
             <w:pPr>
+              <w:widowControl w:val="0"/>
               <w:numPr>
                 <w:ilvl w:val="0"/>
                 <w:numId w:val="0"/>
@@ -6864,7 +5625,7 @@
                 <w:vertAlign w:val="baseline"/>
                 <w:lang w:val="en-US"/>
               </w:rPr>
-              <w:t>0.2</w:t>
+              <w:t>2</w:t>
             </w:r>
           </w:p>
         </w:tc>
@@ -6893,6 +5654,7 @@
           </w:tcPr>
           <w:p>
             <w:pPr>
+              <w:widowControl w:val="0"/>
               <w:numPr>
                 <w:ilvl w:val="0"/>
                 <w:numId w:val="0"/>
@@ -6918,7 +5680,7 @@
                 <w:vertAlign w:val="baseline"/>
                 <w:lang w:val="en-US"/>
               </w:rPr>
-              <w:t>subsample</w:t>
+              <w:t>min_samples_leaf</w:t>
             </w:r>
           </w:p>
         </w:tc>
@@ -6929,6 +5691,7 @@
           </w:tcPr>
           <w:p>
             <w:pPr>
+              <w:widowControl w:val="0"/>
               <w:numPr>
                 <w:ilvl w:val="0"/>
                 <w:numId w:val="0"/>
@@ -6954,7 +5717,763 @@
                 <w:vertAlign w:val="baseline"/>
                 <w:lang w:val="en-US"/>
               </w:rPr>
-              <w:t>0.7</w:t>
+              <w:t>1</w:t>
+            </w:r>
+          </w:p>
+        </w:tc>
+      </w:tr>
+    </w:tbl>
+    <w:p>
+      <w:pPr>
+        <w:numPr>
+          <w:ilvl w:val="0"/>
+          <w:numId w:val="0"/>
+        </w:numPr>
+        <w:ind w:leftChars="0"/>
+        <w:jc w:val="left"/>
+        <w:rPr>
+          <w:rFonts w:hint="default"/>
+          <w:b w:val="0"/>
+          <w:bCs w:val="0"/>
+          <w:sz w:val="22"/>
+          <w:szCs w:val="22"/>
+          <w:lang w:val="sr-Latn-RS"/>
+        </w:rPr>
+      </w:pPr>
+    </w:p>
+    <w:p>
+      <w:pPr>
+        <w:numPr>
+          <w:ilvl w:val="1"/>
+          <w:numId w:val="1"/>
+        </w:numPr>
+        <w:ind w:left="0" w:leftChars="0" w:firstLine="0" w:firstLineChars="0"/>
+        <w:jc w:val="left"/>
+        <w:rPr>
+          <w:rFonts w:hint="default"/>
+          <w:b/>
+          <w:bCs/>
+          <w:sz w:val="24"/>
+          <w:szCs w:val="24"/>
+          <w:lang w:val="sr-Latn-RS"/>
+        </w:rPr>
+      </w:pPr>
+      <w:r>
+        <w:rPr>
+          <w:rFonts w:hint="default"/>
+          <w:b/>
+          <w:bCs/>
+          <w:sz w:val="24"/>
+          <w:szCs w:val="24"/>
+          <w:lang w:val="sr-Latn-RS"/>
+        </w:rPr>
+        <w:t>Random Search - XGBoost</w:t>
+      </w:r>
+    </w:p>
+    <w:p>
+      <w:pPr>
+        <w:numPr>
+          <w:ilvl w:val="0"/>
+          <w:numId w:val="0"/>
+        </w:numPr>
+        <w:ind w:leftChars="0"/>
+        <w:jc w:val="left"/>
+        <w:rPr>
+          <w:rFonts w:hint="default"/>
+          <w:b w:val="0"/>
+          <w:bCs w:val="0"/>
+          <w:sz w:val="22"/>
+          <w:szCs w:val="22"/>
+          <w:lang w:val="sr-Latn-RS"/>
+        </w:rPr>
+      </w:pPr>
+      <w:r>
+        <w:rPr>
+          <w:rFonts w:hint="default"/>
+          <w:b w:val="0"/>
+          <w:bCs w:val="0"/>
+          <w:sz w:val="22"/>
+          <w:szCs w:val="22"/>
+          <w:lang w:val="sr-Latn-RS"/>
+        </w:rPr>
+        <w:t xml:space="preserve">- Za XGBoost je primenjen </w:t>
+      </w:r>
+      <w:r>
+        <w:rPr>
+          <w:rFonts w:hint="default"/>
+          <w:b/>
+          <w:bCs/>
+          <w:sz w:val="22"/>
+          <w:szCs w:val="22"/>
+          <w:lang w:val="sr-Latn-RS"/>
+        </w:rPr>
+        <w:t>Random Search</w:t>
+      </w:r>
+      <w:r>
+        <w:rPr>
+          <w:rFonts w:hint="default"/>
+          <w:b w:val="0"/>
+          <w:bCs w:val="0"/>
+          <w:sz w:val="22"/>
+          <w:szCs w:val="22"/>
+          <w:lang w:val="sr-Latn-RS"/>
+        </w:rPr>
+        <w:t xml:space="preserve"> koji nasumično isprobava kombinacije iz zadatog prostora pretrage. Ovaj pristup je izabran jer je prostor pretrage za XGBoost značajno veći. Kombinacija svih zadatih vrednosti daje 768 mogućih kombinacija, što bi za Grid Search zahtevalo previše vremena.</w:t>
+      </w:r>
+    </w:p>
+    <w:p>
+      <w:pPr>
+        <w:numPr>
+          <w:ilvl w:val="0"/>
+          <w:numId w:val="0"/>
+        </w:numPr>
+        <w:ind w:leftChars="0"/>
+        <w:jc w:val="left"/>
+        <w:rPr>
+          <w:rFonts w:hint="default"/>
+          <w:b w:val="0"/>
+          <w:bCs w:val="0"/>
+          <w:sz w:val="22"/>
+          <w:szCs w:val="22"/>
+          <w:lang w:val="sr-Latn-RS"/>
+        </w:rPr>
+      </w:pPr>
+      <w:r>
+        <w:rPr>
+          <w:rFonts w:hint="default"/>
+          <w:b w:val="0"/>
+          <w:bCs w:val="0"/>
+          <w:sz w:val="22"/>
+          <w:szCs w:val="22"/>
+          <w:lang w:val="sr-Latn-RS"/>
+        </w:rPr>
+        <w:t xml:space="preserve">- Random Search </w:t>
+      </w:r>
+      <w:r>
+        <w:rPr>
+          <w:rFonts w:hint="default"/>
+          <w:b/>
+          <w:bCs/>
+          <w:sz w:val="22"/>
+          <w:szCs w:val="22"/>
+          <w:lang w:val="sr-Latn-RS"/>
+        </w:rPr>
+        <w:t>isprobava samo 20 nasumično izabranih kombinacija</w:t>
+      </w:r>
+      <w:r>
+        <w:rPr>
+          <w:rFonts w:hint="default"/>
+          <w:b w:val="0"/>
+          <w:bCs w:val="0"/>
+          <w:sz w:val="22"/>
+          <w:szCs w:val="22"/>
+          <w:lang w:val="sr-Latn-RS"/>
+        </w:rPr>
+        <w:t>.</w:t>
+      </w:r>
+    </w:p>
+    <w:p>
+      <w:pPr>
+        <w:numPr>
+          <w:ilvl w:val="0"/>
+          <w:numId w:val="0"/>
+        </w:numPr>
+        <w:ind w:leftChars="0"/>
+        <w:jc w:val="left"/>
+        <w:rPr>
+          <w:rFonts w:hint="default"/>
+          <w:b w:val="0"/>
+          <w:bCs w:val="0"/>
+          <w:sz w:val="22"/>
+          <w:szCs w:val="22"/>
+          <w:lang w:val="sr-Latn-RS"/>
+        </w:rPr>
+      </w:pPr>
+      <w:r>
+        <w:rPr>
+          <w:rFonts w:hint="default"/>
+          <w:b w:val="0"/>
+          <w:bCs w:val="0"/>
+          <w:sz w:val="22"/>
+          <w:szCs w:val="22"/>
+          <w:lang w:val="sr-Latn-RS"/>
+        </w:rPr>
+        <w:t>- Isprobane vrednosti:</w:t>
+      </w:r>
+    </w:p>
+    <w:p>
+      <w:pPr>
+        <w:numPr>
+          <w:ilvl w:val="0"/>
+          <w:numId w:val="0"/>
+        </w:numPr>
+        <w:ind w:leftChars="0"/>
+        <w:jc w:val="left"/>
+        <w:rPr>
+          <w:rFonts w:hint="default"/>
+          <w:b w:val="0"/>
+          <w:bCs w:val="0"/>
+          <w:sz w:val="22"/>
+          <w:szCs w:val="22"/>
+          <w:lang w:val="sr-Latn-RS"/>
+        </w:rPr>
+      </w:pPr>
+    </w:p>
+    <w:p>
+      <w:pPr>
+        <w:numPr>
+          <w:ilvl w:val="0"/>
+          <w:numId w:val="0"/>
+        </w:numPr>
+        <w:ind w:leftChars="0"/>
+        <w:jc w:val="left"/>
+        <w:rPr>
+          <w:rFonts w:hint="default"/>
+          <w:b w:val="0"/>
+          <w:bCs w:val="0"/>
+          <w:sz w:val="22"/>
+          <w:szCs w:val="22"/>
+          <w:lang w:val="sr-Latn-RS"/>
+        </w:rPr>
+      </w:pPr>
+    </w:p>
+    <w:p>
+      <w:pPr>
+        <w:numPr>
+          <w:ilvl w:val="0"/>
+          <w:numId w:val="0"/>
+        </w:numPr>
+        <w:ind w:leftChars="0"/>
+        <w:jc w:val="left"/>
+        <w:rPr>
+          <w:rFonts w:hint="default"/>
+          <w:b w:val="0"/>
+          <w:bCs w:val="0"/>
+          <w:sz w:val="22"/>
+          <w:szCs w:val="22"/>
+          <w:lang w:val="sr-Latn-RS"/>
+        </w:rPr>
+      </w:pPr>
+    </w:p>
+    <w:p>
+      <w:pPr>
+        <w:numPr>
+          <w:ilvl w:val="0"/>
+          <w:numId w:val="0"/>
+        </w:numPr>
+        <w:ind w:leftChars="0"/>
+        <w:jc w:val="left"/>
+        <w:rPr>
+          <w:rFonts w:hint="default"/>
+          <w:b w:val="0"/>
+          <w:bCs w:val="0"/>
+          <w:sz w:val="22"/>
+          <w:szCs w:val="22"/>
+          <w:lang w:val="sr-Latn-RS"/>
+        </w:rPr>
+      </w:pPr>
+    </w:p>
+    <w:tbl>
+      <w:tblPr>
+        <w:tblStyle w:val="4"/>
+        <w:tblW w:w="0" w:type="auto"/>
+        <w:tblInd w:w="0" w:type="dxa"/>
+        <w:tblBorders>
+          <w:top w:val="single" w:color="auto" w:sz="4" w:space="0"/>
+          <w:left w:val="single" w:color="auto" w:sz="4" w:space="0"/>
+          <w:bottom w:val="single" w:color="auto" w:sz="4" w:space="0"/>
+          <w:right w:val="single" w:color="auto" w:sz="4" w:space="0"/>
+          <w:insideH w:val="single" w:color="auto" w:sz="4" w:space="0"/>
+          <w:insideV w:val="single" w:color="auto" w:sz="4" w:space="0"/>
+        </w:tblBorders>
+        <w:tblLayout w:type="autofit"/>
+        <w:tblCellMar>
+          <w:top w:w="0" w:type="dxa"/>
+          <w:left w:w="108" w:type="dxa"/>
+          <w:bottom w:w="0" w:type="dxa"/>
+          <w:right w:w="108" w:type="dxa"/>
+        </w:tblCellMar>
+      </w:tblPr>
+      <w:tblGrid>
+        <w:gridCol w:w="4261"/>
+        <w:gridCol w:w="4261"/>
+      </w:tblGrid>
+      <w:tr>
+        <w:tblPrEx>
+          <w:tblBorders>
+            <w:top w:val="single" w:color="auto" w:sz="4" w:space="0"/>
+            <w:left w:val="single" w:color="auto" w:sz="4" w:space="0"/>
+            <w:bottom w:val="single" w:color="auto" w:sz="4" w:space="0"/>
+            <w:right w:val="single" w:color="auto" w:sz="4" w:space="0"/>
+            <w:insideH w:val="single" w:color="auto" w:sz="4" w:space="0"/>
+            <w:insideV w:val="single" w:color="auto" w:sz="4" w:space="0"/>
+          </w:tblBorders>
+          <w:tblCellMar>
+            <w:top w:w="0" w:type="dxa"/>
+            <w:left w:w="108" w:type="dxa"/>
+            <w:bottom w:w="0" w:type="dxa"/>
+            <w:right w:w="108" w:type="dxa"/>
+          </w:tblCellMar>
+        </w:tblPrEx>
+        <w:tc>
+          <w:tcPr>
+            <w:tcW w:w="4261" w:type="dxa"/>
+            <w:shd w:val="clear" w:color="auto" w:fill="91ABDF" w:themeFill="accent1" w:themeFillTint="99"/>
+          </w:tcPr>
+          <w:p>
+            <w:pPr>
+              <w:widowControl w:val="0"/>
+              <w:numPr>
+                <w:ilvl w:val="0"/>
+                <w:numId w:val="0"/>
+              </w:numPr>
+              <w:jc w:val="center"/>
+              <w:rPr>
+                <w:rFonts w:hint="default"/>
+                <w:b/>
+                <w:bCs/>
+                <w:sz w:val="22"/>
+                <w:szCs w:val="22"/>
+                <w:vertAlign w:val="baseline"/>
+                <w:lang w:val="sr-Latn-RS"/>
+              </w:rPr>
+            </w:pPr>
+            <w:r>
+              <w:rPr>
+                <w:rFonts w:hint="default"/>
+                <w:b/>
+                <w:bCs/>
+                <w:sz w:val="22"/>
+                <w:szCs w:val="22"/>
+                <w:vertAlign w:val="baseline"/>
+                <w:lang w:val="sr-Latn-RS"/>
+              </w:rPr>
+              <w:t>Hiperparametar</w:t>
+            </w:r>
+          </w:p>
+        </w:tc>
+        <w:tc>
+          <w:tcPr>
+            <w:tcW w:w="4261" w:type="dxa"/>
+            <w:shd w:val="clear" w:color="auto" w:fill="91ABDF" w:themeFill="accent1" w:themeFillTint="99"/>
+          </w:tcPr>
+          <w:p>
+            <w:pPr>
+              <w:widowControl w:val="0"/>
+              <w:numPr>
+                <w:ilvl w:val="0"/>
+                <w:numId w:val="0"/>
+              </w:numPr>
+              <w:jc w:val="center"/>
+              <w:rPr>
+                <w:rFonts w:hint="default"/>
+                <w:b/>
+                <w:bCs/>
+                <w:sz w:val="22"/>
+                <w:szCs w:val="22"/>
+                <w:vertAlign w:val="baseline"/>
+                <w:lang w:val="sr-Latn-RS"/>
+              </w:rPr>
+            </w:pPr>
+            <w:r>
+              <w:rPr>
+                <w:rFonts w:hint="default"/>
+                <w:b/>
+                <w:bCs/>
+                <w:sz w:val="22"/>
+                <w:szCs w:val="22"/>
+                <w:vertAlign w:val="baseline"/>
+                <w:lang w:val="sr-Latn-RS"/>
+              </w:rPr>
+              <w:t>Isprobane vrednosti</w:t>
+            </w:r>
+          </w:p>
+        </w:tc>
+      </w:tr>
+      <w:tr>
+        <w:tblPrEx>
+          <w:tblBorders>
+            <w:top w:val="single" w:color="auto" w:sz="4" w:space="0"/>
+            <w:left w:val="single" w:color="auto" w:sz="4" w:space="0"/>
+            <w:bottom w:val="single" w:color="auto" w:sz="4" w:space="0"/>
+            <w:right w:val="single" w:color="auto" w:sz="4" w:space="0"/>
+            <w:insideH w:val="single" w:color="auto" w:sz="4" w:space="0"/>
+            <w:insideV w:val="single" w:color="auto" w:sz="4" w:space="0"/>
+          </w:tblBorders>
+          <w:tblCellMar>
+            <w:top w:w="0" w:type="dxa"/>
+            <w:left w:w="108" w:type="dxa"/>
+            <w:bottom w:w="0" w:type="dxa"/>
+            <w:right w:w="108" w:type="dxa"/>
+          </w:tblCellMar>
+        </w:tblPrEx>
+        <w:tc>
+          <w:tcPr>
+            <w:tcW w:w="4261" w:type="dxa"/>
+          </w:tcPr>
+          <w:p>
+            <w:pPr>
+              <w:widowControl w:val="0"/>
+              <w:numPr>
+                <w:ilvl w:val="0"/>
+                <w:numId w:val="0"/>
+              </w:numPr>
+              <w:jc w:val="center"/>
+              <w:rPr>
+                <w:rFonts w:hint="default"/>
+                <w:b w:val="0"/>
+                <w:bCs w:val="0"/>
+                <w:sz w:val="22"/>
+                <w:szCs w:val="22"/>
+                <w:vertAlign w:val="baseline"/>
+                <w:lang w:val="en-US"/>
+              </w:rPr>
+            </w:pPr>
+            <w:r>
+              <w:rPr>
+                <w:rFonts w:hint="default"/>
+                <w:b w:val="0"/>
+                <w:bCs w:val="0"/>
+                <w:sz w:val="22"/>
+                <w:szCs w:val="22"/>
+                <w:vertAlign w:val="baseline"/>
+                <w:lang w:val="sr-Latn-RS"/>
+              </w:rPr>
+              <w:t>n</w:t>
+            </w:r>
+            <w:r>
+              <w:rPr>
+                <w:rFonts w:hint="default"/>
+                <w:b w:val="0"/>
+                <w:bCs w:val="0"/>
+                <w:sz w:val="22"/>
+                <w:szCs w:val="22"/>
+                <w:vertAlign w:val="baseline"/>
+                <w:lang w:val="en-US"/>
+              </w:rPr>
+              <w:t>_estimators</w:t>
+            </w:r>
+          </w:p>
+        </w:tc>
+        <w:tc>
+          <w:tcPr>
+            <w:tcW w:w="4261" w:type="dxa"/>
+          </w:tcPr>
+          <w:p>
+            <w:pPr>
+              <w:widowControl w:val="0"/>
+              <w:numPr>
+                <w:ilvl w:val="0"/>
+                <w:numId w:val="0"/>
+              </w:numPr>
+              <w:jc w:val="center"/>
+              <w:rPr>
+                <w:rFonts w:hint="default"/>
+                <w:b w:val="0"/>
+                <w:bCs w:val="0"/>
+                <w:sz w:val="22"/>
+                <w:szCs w:val="22"/>
+                <w:vertAlign w:val="baseline"/>
+                <w:lang w:val="en-US"/>
+              </w:rPr>
+            </w:pPr>
+            <w:r>
+              <w:rPr>
+                <w:rFonts w:hint="default"/>
+                <w:b w:val="0"/>
+                <w:bCs w:val="0"/>
+                <w:sz w:val="22"/>
+                <w:szCs w:val="22"/>
+                <w:vertAlign w:val="baseline"/>
+                <w:lang w:val="en-US"/>
+              </w:rPr>
+              <w:t>100, 200, 300</w:t>
+            </w:r>
+          </w:p>
+        </w:tc>
+      </w:tr>
+      <w:tr>
+        <w:tblPrEx>
+          <w:tblBorders>
+            <w:top w:val="single" w:color="auto" w:sz="4" w:space="0"/>
+            <w:left w:val="single" w:color="auto" w:sz="4" w:space="0"/>
+            <w:bottom w:val="single" w:color="auto" w:sz="4" w:space="0"/>
+            <w:right w:val="single" w:color="auto" w:sz="4" w:space="0"/>
+            <w:insideH w:val="single" w:color="auto" w:sz="4" w:space="0"/>
+            <w:insideV w:val="single" w:color="auto" w:sz="4" w:space="0"/>
+          </w:tblBorders>
+          <w:tblCellMar>
+            <w:top w:w="0" w:type="dxa"/>
+            <w:left w:w="108" w:type="dxa"/>
+            <w:bottom w:w="0" w:type="dxa"/>
+            <w:right w:w="108" w:type="dxa"/>
+          </w:tblCellMar>
+        </w:tblPrEx>
+        <w:tc>
+          <w:tcPr>
+            <w:tcW w:w="4261" w:type="dxa"/>
+            <w:shd w:val="clear" w:color="auto" w:fill="B5C7EA" w:themeFill="accent1" w:themeFillTint="66"/>
+          </w:tcPr>
+          <w:p>
+            <w:pPr>
+              <w:widowControl w:val="0"/>
+              <w:numPr>
+                <w:ilvl w:val="0"/>
+                <w:numId w:val="0"/>
+              </w:numPr>
+              <w:jc w:val="center"/>
+              <w:rPr>
+                <w:rFonts w:hint="default"/>
+                <w:b w:val="0"/>
+                <w:bCs w:val="0"/>
+                <w:sz w:val="22"/>
+                <w:szCs w:val="22"/>
+                <w:vertAlign w:val="baseline"/>
+                <w:lang w:val="en-US"/>
+              </w:rPr>
+            </w:pPr>
+            <w:r>
+              <w:rPr>
+                <w:rFonts w:hint="default"/>
+                <w:b w:val="0"/>
+                <w:bCs w:val="0"/>
+                <w:sz w:val="22"/>
+                <w:szCs w:val="22"/>
+                <w:vertAlign w:val="baseline"/>
+                <w:lang w:val="en-US"/>
+              </w:rPr>
+              <w:t>max_depth</w:t>
+            </w:r>
+          </w:p>
+        </w:tc>
+        <w:tc>
+          <w:tcPr>
+            <w:tcW w:w="4261" w:type="dxa"/>
+            <w:shd w:val="clear" w:color="auto" w:fill="B5C7EA" w:themeFill="accent1" w:themeFillTint="66"/>
+          </w:tcPr>
+          <w:p>
+            <w:pPr>
+              <w:widowControl w:val="0"/>
+              <w:numPr>
+                <w:ilvl w:val="0"/>
+                <w:numId w:val="0"/>
+              </w:numPr>
+              <w:jc w:val="center"/>
+              <w:rPr>
+                <w:rFonts w:hint="default"/>
+                <w:b w:val="0"/>
+                <w:bCs w:val="0"/>
+                <w:sz w:val="22"/>
+                <w:szCs w:val="22"/>
+                <w:vertAlign w:val="baseline"/>
+                <w:lang w:val="en-US"/>
+              </w:rPr>
+            </w:pPr>
+            <w:r>
+              <w:rPr>
+                <w:rFonts w:hint="default"/>
+                <w:b w:val="0"/>
+                <w:bCs w:val="0"/>
+                <w:sz w:val="22"/>
+                <w:szCs w:val="22"/>
+                <w:vertAlign w:val="baseline"/>
+                <w:lang w:val="en-US"/>
+              </w:rPr>
+              <w:t>3, 5, 7, 9</w:t>
+            </w:r>
+          </w:p>
+        </w:tc>
+      </w:tr>
+      <w:tr>
+        <w:tblPrEx>
+          <w:tblBorders>
+            <w:top w:val="single" w:color="auto" w:sz="4" w:space="0"/>
+            <w:left w:val="single" w:color="auto" w:sz="4" w:space="0"/>
+            <w:bottom w:val="single" w:color="auto" w:sz="4" w:space="0"/>
+            <w:right w:val="single" w:color="auto" w:sz="4" w:space="0"/>
+            <w:insideH w:val="single" w:color="auto" w:sz="4" w:space="0"/>
+            <w:insideV w:val="single" w:color="auto" w:sz="4" w:space="0"/>
+          </w:tblBorders>
+          <w:tblCellMar>
+            <w:top w:w="0" w:type="dxa"/>
+            <w:left w:w="108" w:type="dxa"/>
+            <w:bottom w:w="0" w:type="dxa"/>
+            <w:right w:w="108" w:type="dxa"/>
+          </w:tblCellMar>
+        </w:tblPrEx>
+        <w:tc>
+          <w:tcPr>
+            <w:tcW w:w="4261" w:type="dxa"/>
+          </w:tcPr>
+          <w:p>
+            <w:pPr>
+              <w:widowControl w:val="0"/>
+              <w:numPr>
+                <w:ilvl w:val="0"/>
+                <w:numId w:val="0"/>
+              </w:numPr>
+              <w:jc w:val="center"/>
+              <w:rPr>
+                <w:rFonts w:hint="default"/>
+                <w:b w:val="0"/>
+                <w:bCs w:val="0"/>
+                <w:sz w:val="22"/>
+                <w:szCs w:val="22"/>
+                <w:vertAlign w:val="baseline"/>
+                <w:lang w:val="en-US"/>
+              </w:rPr>
+            </w:pPr>
+            <w:r>
+              <w:rPr>
+                <w:rFonts w:hint="default"/>
+                <w:b w:val="0"/>
+                <w:bCs w:val="0"/>
+                <w:sz w:val="22"/>
+                <w:szCs w:val="22"/>
+                <w:vertAlign w:val="baseline"/>
+                <w:lang w:val="sr-Latn-RS"/>
+              </w:rPr>
+              <w:t>learning</w:t>
+            </w:r>
+            <w:r>
+              <w:rPr>
+                <w:rFonts w:hint="default"/>
+                <w:b w:val="0"/>
+                <w:bCs w:val="0"/>
+                <w:sz w:val="22"/>
+                <w:szCs w:val="22"/>
+                <w:vertAlign w:val="baseline"/>
+                <w:lang w:val="en-US"/>
+              </w:rPr>
+              <w:t>_rate</w:t>
+            </w:r>
+          </w:p>
+        </w:tc>
+        <w:tc>
+          <w:tcPr>
+            <w:tcW w:w="4261" w:type="dxa"/>
+          </w:tcPr>
+          <w:p>
+            <w:pPr>
+              <w:widowControl w:val="0"/>
+              <w:numPr>
+                <w:ilvl w:val="0"/>
+                <w:numId w:val="0"/>
+              </w:numPr>
+              <w:jc w:val="center"/>
+              <w:rPr>
+                <w:rFonts w:hint="default"/>
+                <w:b w:val="0"/>
+                <w:bCs w:val="0"/>
+                <w:sz w:val="22"/>
+                <w:szCs w:val="22"/>
+                <w:vertAlign w:val="baseline"/>
+                <w:lang w:val="en-US"/>
+              </w:rPr>
+            </w:pPr>
+            <w:r>
+              <w:rPr>
+                <w:rFonts w:hint="default"/>
+                <w:b w:val="0"/>
+                <w:bCs w:val="0"/>
+                <w:sz w:val="22"/>
+                <w:szCs w:val="22"/>
+                <w:vertAlign w:val="baseline"/>
+                <w:lang w:val="en-US"/>
+              </w:rPr>
+              <w:t>0.01, 0.05, 0.1, 0.2</w:t>
+            </w:r>
+          </w:p>
+        </w:tc>
+      </w:tr>
+      <w:tr>
+        <w:tblPrEx>
+          <w:tblBorders>
+            <w:top w:val="single" w:color="auto" w:sz="4" w:space="0"/>
+            <w:left w:val="single" w:color="auto" w:sz="4" w:space="0"/>
+            <w:bottom w:val="single" w:color="auto" w:sz="4" w:space="0"/>
+            <w:right w:val="single" w:color="auto" w:sz="4" w:space="0"/>
+            <w:insideH w:val="single" w:color="auto" w:sz="4" w:space="0"/>
+            <w:insideV w:val="single" w:color="auto" w:sz="4" w:space="0"/>
+          </w:tblBorders>
+          <w:tblCellMar>
+            <w:top w:w="0" w:type="dxa"/>
+            <w:left w:w="108" w:type="dxa"/>
+            <w:bottom w:w="0" w:type="dxa"/>
+            <w:right w:w="108" w:type="dxa"/>
+          </w:tblCellMar>
+        </w:tblPrEx>
+        <w:tc>
+          <w:tcPr>
+            <w:tcW w:w="4261" w:type="dxa"/>
+            <w:shd w:val="clear" w:color="auto" w:fill="B5C7EA" w:themeFill="accent1" w:themeFillTint="66"/>
+          </w:tcPr>
+          <w:p>
+            <w:pPr>
+              <w:widowControl w:val="0"/>
+              <w:numPr>
+                <w:ilvl w:val="0"/>
+                <w:numId w:val="0"/>
+              </w:numPr>
+              <w:jc w:val="center"/>
+              <w:rPr>
+                <w:rFonts w:hint="default"/>
+                <w:b w:val="0"/>
+                <w:bCs w:val="0"/>
+                <w:sz w:val="22"/>
+                <w:szCs w:val="22"/>
+                <w:vertAlign w:val="baseline"/>
+                <w:lang w:val="en-US"/>
+              </w:rPr>
+            </w:pPr>
+            <w:r>
+              <w:rPr>
+                <w:rFonts w:hint="default"/>
+                <w:b w:val="0"/>
+                <w:bCs w:val="0"/>
+                <w:sz w:val="22"/>
+                <w:szCs w:val="22"/>
+                <w:vertAlign w:val="baseline"/>
+                <w:lang w:val="en-US"/>
+              </w:rPr>
+              <w:t>subsample</w:t>
+            </w:r>
+          </w:p>
+        </w:tc>
+        <w:tc>
+          <w:tcPr>
+            <w:tcW w:w="4261" w:type="dxa"/>
+            <w:shd w:val="clear" w:color="auto" w:fill="B5C7EA" w:themeFill="accent1" w:themeFillTint="66"/>
+          </w:tcPr>
+          <w:p>
+            <w:pPr>
+              <w:widowControl w:val="0"/>
+              <w:numPr>
+                <w:ilvl w:val="0"/>
+                <w:numId w:val="0"/>
+              </w:numPr>
+              <w:jc w:val="center"/>
+              <w:rPr>
+                <w:rFonts w:hint="default"/>
+                <w:b w:val="0"/>
+                <w:bCs w:val="0"/>
+                <w:sz w:val="22"/>
+                <w:szCs w:val="22"/>
+                <w:vertAlign w:val="baseline"/>
+                <w:lang w:val="en-US"/>
+              </w:rPr>
+            </w:pPr>
+            <w:r>
+              <w:rPr>
+                <w:rFonts w:hint="default"/>
+                <w:b w:val="0"/>
+                <w:bCs w:val="0"/>
+                <w:sz w:val="22"/>
+                <w:szCs w:val="22"/>
+                <w:vertAlign w:val="baseline"/>
+                <w:lang w:val="en-US"/>
+              </w:rPr>
+              <w:t>0.7, 0.8, 0.9, 1.0</w:t>
             </w:r>
           </w:p>
         </w:tc>
@@ -6983,6 +6502,7 @@
           </w:tcPr>
           <w:p>
             <w:pPr>
+              <w:widowControl w:val="0"/>
               <w:numPr>
                 <w:ilvl w:val="0"/>
                 <w:numId w:val="0"/>
@@ -7019,6 +6539,7 @@
           </w:tcPr>
           <w:p>
             <w:pPr>
+              <w:widowControl w:val="0"/>
               <w:numPr>
                 <w:ilvl w:val="0"/>
                 <w:numId w:val="0"/>
@@ -7044,7 +6565,7 @@
                 <w:vertAlign w:val="baseline"/>
                 <w:lang w:val="en-US"/>
               </w:rPr>
-              <w:t>0.8</w:t>
+              <w:t>0.7, 0.8, 0.9, 1.0</w:t>
             </w:r>
           </w:p>
         </w:tc>
@@ -7053,6 +6574,7 @@
     <w:p>
       <w:pPr>
         <w:numPr>
+          <w:ilvl w:val="0"/>
           <w:numId w:val="0"/>
         </w:numPr>
         <w:ind w:leftChars="0"/>
@@ -7063,42 +6585,43 @@
           <w:bCs w:val="0"/>
           <w:sz w:val="22"/>
           <w:szCs w:val="22"/>
+          <w:lang w:val="sr-Latn-RS"/>
+        </w:rPr>
+      </w:pPr>
+    </w:p>
+    <w:p>
+      <w:pPr>
+        <w:numPr>
+          <w:ilvl w:val="0"/>
+          <w:numId w:val="0"/>
+        </w:numPr>
+        <w:ind w:leftChars="0"/>
+        <w:jc w:val="left"/>
+        <w:rPr>
+          <w:rFonts w:hint="default"/>
+          <w:b w:val="0"/>
+          <w:bCs w:val="0"/>
+          <w:sz w:val="22"/>
+          <w:szCs w:val="22"/>
           <w:lang w:val="en-US"/>
         </w:rPr>
       </w:pPr>
-    </w:p>
-    <w:p>
-      <w:pPr>
-        <w:numPr>
-          <w:ilvl w:val="1"/>
-          <w:numId w:val="1"/>
-        </w:numPr>
-        <w:ind w:left="0" w:leftChars="0" w:firstLine="0" w:firstLineChars="0"/>
-        <w:jc w:val="left"/>
-        <w:rPr>
-          <w:rFonts w:hint="default"/>
-          <w:b/>
-          <w:bCs/>
-          <w:sz w:val="24"/>
-          <w:szCs w:val="24"/>
-          <w:lang w:val="sr-Latn-RS"/>
-        </w:rPr>
-      </w:pPr>
-      <w:r>
-        <w:rPr>
-          <w:rFonts w:hint="default"/>
-          <w:b/>
-          <w:bCs/>
-          <w:sz w:val="24"/>
-          <w:szCs w:val="24"/>
-          <w:lang w:val="sr-Latn-RS"/>
-        </w:rPr>
-        <w:t>Poređenje originalnih i podešenih modela</w:t>
-      </w:r>
-    </w:p>
-    <w:p>
-      <w:pPr>
-        <w:numPr>
+      <w:r>
+        <w:rPr>
+          <w:rFonts w:hint="default"/>
+          <w:b w:val="0"/>
+          <w:bCs w:val="0"/>
+          <w:sz w:val="22"/>
+          <w:szCs w:val="22"/>
+          <w:lang w:val="en-US"/>
+        </w:rPr>
+        <w:t>- Najbolji parametri:</w:t>
+      </w:r>
+    </w:p>
+    <w:p>
+      <w:pPr>
+        <w:numPr>
+          <w:ilvl w:val="0"/>
           <w:numId w:val="0"/>
         </w:numPr>
         <w:ind w:leftChars="0"/>
@@ -7109,7 +6632,7 @@
           <w:bCs w:val="0"/>
           <w:sz w:val="22"/>
           <w:szCs w:val="22"/>
-          <w:lang w:val="sr-Latn-RS"/>
+          <w:lang w:val="en-US"/>
         </w:rPr>
       </w:pPr>
     </w:p>
@@ -7128,7 +6651,672 @@
         </w:tblBorders>
         <w:tblLayout w:type="autofit"/>
         <w:tblCellMar>
+          <w:top w:w="0" w:type="dxa"/>
           <w:left w:w="108" w:type="dxa"/>
+          <w:bottom w:w="0" w:type="dxa"/>
+          <w:right w:w="108" w:type="dxa"/>
+        </w:tblCellMar>
+      </w:tblPr>
+      <w:tblGrid>
+        <w:gridCol w:w="4261"/>
+        <w:gridCol w:w="4261"/>
+      </w:tblGrid>
+      <w:tr>
+        <w:tblPrEx>
+          <w:tblBorders>
+            <w:top w:val="single" w:color="auto" w:sz="4" w:space="0"/>
+            <w:left w:val="single" w:color="auto" w:sz="4" w:space="0"/>
+            <w:bottom w:val="single" w:color="auto" w:sz="4" w:space="0"/>
+            <w:right w:val="single" w:color="auto" w:sz="4" w:space="0"/>
+            <w:insideH w:val="single" w:color="auto" w:sz="4" w:space="0"/>
+            <w:insideV w:val="single" w:color="auto" w:sz="4" w:space="0"/>
+          </w:tblBorders>
+          <w:tblCellMar>
+            <w:top w:w="0" w:type="dxa"/>
+            <w:left w:w="108" w:type="dxa"/>
+            <w:bottom w:w="0" w:type="dxa"/>
+            <w:right w:w="108" w:type="dxa"/>
+          </w:tblCellMar>
+        </w:tblPrEx>
+        <w:tc>
+          <w:tcPr>
+            <w:tcW w:w="4261" w:type="dxa"/>
+            <w:shd w:val="clear" w:color="auto" w:fill="91ABDF" w:themeFill="accent1" w:themeFillTint="99"/>
+          </w:tcPr>
+          <w:p>
+            <w:pPr>
+              <w:widowControl w:val="0"/>
+              <w:numPr>
+                <w:ilvl w:val="0"/>
+                <w:numId w:val="0"/>
+              </w:numPr>
+              <w:jc w:val="center"/>
+              <w:rPr>
+                <w:rFonts w:hint="default"/>
+                <w:b/>
+                <w:bCs/>
+                <w:sz w:val="22"/>
+                <w:szCs w:val="22"/>
+                <w:vertAlign w:val="baseline"/>
+                <w:lang w:val="sr-Latn-RS"/>
+              </w:rPr>
+            </w:pPr>
+            <w:r>
+              <w:rPr>
+                <w:rFonts w:hint="default"/>
+                <w:b/>
+                <w:bCs/>
+                <w:sz w:val="22"/>
+                <w:szCs w:val="22"/>
+                <w:vertAlign w:val="baseline"/>
+                <w:lang w:val="sr-Latn-RS"/>
+              </w:rPr>
+              <w:t>Hiperparametar</w:t>
+            </w:r>
+          </w:p>
+        </w:tc>
+        <w:tc>
+          <w:tcPr>
+            <w:tcW w:w="4261" w:type="dxa"/>
+            <w:shd w:val="clear" w:color="auto" w:fill="91ABDF" w:themeFill="accent1" w:themeFillTint="99"/>
+          </w:tcPr>
+          <w:p>
+            <w:pPr>
+              <w:widowControl w:val="0"/>
+              <w:numPr>
+                <w:ilvl w:val="0"/>
+                <w:numId w:val="0"/>
+              </w:numPr>
+              <w:jc w:val="center"/>
+              <w:rPr>
+                <w:rFonts w:hint="default"/>
+                <w:b/>
+                <w:bCs/>
+                <w:sz w:val="22"/>
+                <w:szCs w:val="22"/>
+                <w:vertAlign w:val="baseline"/>
+                <w:lang w:val="sr-Latn-RS"/>
+              </w:rPr>
+            </w:pPr>
+            <w:r>
+              <w:rPr>
+                <w:rFonts w:hint="default"/>
+                <w:b/>
+                <w:bCs/>
+                <w:sz w:val="22"/>
+                <w:szCs w:val="22"/>
+                <w:vertAlign w:val="baseline"/>
+                <w:lang w:val="sr-Latn-RS"/>
+              </w:rPr>
+              <w:t>Isprobane vrednosti</w:t>
+            </w:r>
+          </w:p>
+        </w:tc>
+      </w:tr>
+      <w:tr>
+        <w:tblPrEx>
+          <w:tblBorders>
+            <w:top w:val="single" w:color="auto" w:sz="4" w:space="0"/>
+            <w:left w:val="single" w:color="auto" w:sz="4" w:space="0"/>
+            <w:bottom w:val="single" w:color="auto" w:sz="4" w:space="0"/>
+            <w:right w:val="single" w:color="auto" w:sz="4" w:space="0"/>
+            <w:insideH w:val="single" w:color="auto" w:sz="4" w:space="0"/>
+            <w:insideV w:val="single" w:color="auto" w:sz="4" w:space="0"/>
+          </w:tblBorders>
+          <w:tblCellMar>
+            <w:top w:w="0" w:type="dxa"/>
+            <w:left w:w="108" w:type="dxa"/>
+            <w:bottom w:w="0" w:type="dxa"/>
+            <w:right w:w="108" w:type="dxa"/>
+          </w:tblCellMar>
+        </w:tblPrEx>
+        <w:tc>
+          <w:tcPr>
+            <w:tcW w:w="4261" w:type="dxa"/>
+          </w:tcPr>
+          <w:p>
+            <w:pPr>
+              <w:widowControl w:val="0"/>
+              <w:numPr>
+                <w:ilvl w:val="0"/>
+                <w:numId w:val="0"/>
+              </w:numPr>
+              <w:jc w:val="center"/>
+              <w:rPr>
+                <w:rFonts w:hint="default"/>
+                <w:b w:val="0"/>
+                <w:bCs w:val="0"/>
+                <w:sz w:val="22"/>
+                <w:szCs w:val="22"/>
+                <w:vertAlign w:val="baseline"/>
+                <w:lang w:val="en-US"/>
+              </w:rPr>
+            </w:pPr>
+            <w:r>
+              <w:rPr>
+                <w:rFonts w:hint="default"/>
+                <w:b w:val="0"/>
+                <w:bCs w:val="0"/>
+                <w:sz w:val="22"/>
+                <w:szCs w:val="22"/>
+                <w:vertAlign w:val="baseline"/>
+                <w:lang w:val="sr-Latn-RS"/>
+              </w:rPr>
+              <w:t>n</w:t>
+            </w:r>
+            <w:r>
+              <w:rPr>
+                <w:rFonts w:hint="default"/>
+                <w:b w:val="0"/>
+                <w:bCs w:val="0"/>
+                <w:sz w:val="22"/>
+                <w:szCs w:val="22"/>
+                <w:vertAlign w:val="baseline"/>
+                <w:lang w:val="en-US"/>
+              </w:rPr>
+              <w:t>_estimators</w:t>
+            </w:r>
+          </w:p>
+        </w:tc>
+        <w:tc>
+          <w:tcPr>
+            <w:tcW w:w="4261" w:type="dxa"/>
+          </w:tcPr>
+          <w:p>
+            <w:pPr>
+              <w:widowControl w:val="0"/>
+              <w:numPr>
+                <w:ilvl w:val="0"/>
+                <w:numId w:val="0"/>
+              </w:numPr>
+              <w:jc w:val="center"/>
+              <w:rPr>
+                <w:rFonts w:hint="default"/>
+                <w:b w:val="0"/>
+                <w:bCs w:val="0"/>
+                <w:sz w:val="22"/>
+                <w:szCs w:val="22"/>
+                <w:vertAlign w:val="baseline"/>
+                <w:lang w:val="en-US"/>
+              </w:rPr>
+            </w:pPr>
+            <w:r>
+              <w:rPr>
+                <w:rFonts w:hint="default"/>
+                <w:b w:val="0"/>
+                <w:bCs w:val="0"/>
+                <w:sz w:val="22"/>
+                <w:szCs w:val="22"/>
+                <w:vertAlign w:val="baseline"/>
+                <w:lang w:val="en-US"/>
+              </w:rPr>
+              <w:t>300</w:t>
+            </w:r>
+          </w:p>
+        </w:tc>
+      </w:tr>
+      <w:tr>
+        <w:tblPrEx>
+          <w:tblBorders>
+            <w:top w:val="single" w:color="auto" w:sz="4" w:space="0"/>
+            <w:left w:val="single" w:color="auto" w:sz="4" w:space="0"/>
+            <w:bottom w:val="single" w:color="auto" w:sz="4" w:space="0"/>
+            <w:right w:val="single" w:color="auto" w:sz="4" w:space="0"/>
+            <w:insideH w:val="single" w:color="auto" w:sz="4" w:space="0"/>
+            <w:insideV w:val="single" w:color="auto" w:sz="4" w:space="0"/>
+          </w:tblBorders>
+          <w:tblCellMar>
+            <w:top w:w="0" w:type="dxa"/>
+            <w:left w:w="108" w:type="dxa"/>
+            <w:bottom w:w="0" w:type="dxa"/>
+            <w:right w:w="108" w:type="dxa"/>
+          </w:tblCellMar>
+        </w:tblPrEx>
+        <w:tc>
+          <w:tcPr>
+            <w:tcW w:w="4261" w:type="dxa"/>
+            <w:shd w:val="clear" w:color="auto" w:fill="B5C7EA" w:themeFill="accent1" w:themeFillTint="66"/>
+          </w:tcPr>
+          <w:p>
+            <w:pPr>
+              <w:widowControl w:val="0"/>
+              <w:numPr>
+                <w:ilvl w:val="0"/>
+                <w:numId w:val="0"/>
+              </w:numPr>
+              <w:jc w:val="center"/>
+              <w:rPr>
+                <w:rFonts w:hint="default"/>
+                <w:b w:val="0"/>
+                <w:bCs w:val="0"/>
+                <w:sz w:val="22"/>
+                <w:szCs w:val="22"/>
+                <w:vertAlign w:val="baseline"/>
+                <w:lang w:val="en-US"/>
+              </w:rPr>
+            </w:pPr>
+            <w:r>
+              <w:rPr>
+                <w:rFonts w:hint="default"/>
+                <w:b w:val="0"/>
+                <w:bCs w:val="0"/>
+                <w:sz w:val="22"/>
+                <w:szCs w:val="22"/>
+                <w:vertAlign w:val="baseline"/>
+                <w:lang w:val="en-US"/>
+              </w:rPr>
+              <w:t>max_depth</w:t>
+            </w:r>
+          </w:p>
+        </w:tc>
+        <w:tc>
+          <w:tcPr>
+            <w:tcW w:w="4261" w:type="dxa"/>
+            <w:shd w:val="clear" w:color="auto" w:fill="B5C7EA" w:themeFill="accent1" w:themeFillTint="66"/>
+          </w:tcPr>
+          <w:p>
+            <w:pPr>
+              <w:widowControl w:val="0"/>
+              <w:numPr>
+                <w:ilvl w:val="0"/>
+                <w:numId w:val="0"/>
+              </w:numPr>
+              <w:jc w:val="center"/>
+              <w:rPr>
+                <w:rFonts w:hint="default"/>
+                <w:b w:val="0"/>
+                <w:bCs w:val="0"/>
+                <w:sz w:val="22"/>
+                <w:szCs w:val="22"/>
+                <w:vertAlign w:val="baseline"/>
+                <w:lang w:val="en-US"/>
+              </w:rPr>
+            </w:pPr>
+            <w:r>
+              <w:rPr>
+                <w:rFonts w:hint="default"/>
+                <w:b w:val="0"/>
+                <w:bCs w:val="0"/>
+                <w:sz w:val="22"/>
+                <w:szCs w:val="22"/>
+                <w:vertAlign w:val="baseline"/>
+                <w:lang w:val="en-US"/>
+              </w:rPr>
+              <w:t>5</w:t>
+            </w:r>
+          </w:p>
+        </w:tc>
+      </w:tr>
+      <w:tr>
+        <w:tblPrEx>
+          <w:tblBorders>
+            <w:top w:val="single" w:color="auto" w:sz="4" w:space="0"/>
+            <w:left w:val="single" w:color="auto" w:sz="4" w:space="0"/>
+            <w:bottom w:val="single" w:color="auto" w:sz="4" w:space="0"/>
+            <w:right w:val="single" w:color="auto" w:sz="4" w:space="0"/>
+            <w:insideH w:val="single" w:color="auto" w:sz="4" w:space="0"/>
+            <w:insideV w:val="single" w:color="auto" w:sz="4" w:space="0"/>
+          </w:tblBorders>
+          <w:tblCellMar>
+            <w:top w:w="0" w:type="dxa"/>
+            <w:left w:w="108" w:type="dxa"/>
+            <w:bottom w:w="0" w:type="dxa"/>
+            <w:right w:w="108" w:type="dxa"/>
+          </w:tblCellMar>
+        </w:tblPrEx>
+        <w:tc>
+          <w:tcPr>
+            <w:tcW w:w="4261" w:type="dxa"/>
+          </w:tcPr>
+          <w:p>
+            <w:pPr>
+              <w:widowControl w:val="0"/>
+              <w:numPr>
+                <w:ilvl w:val="0"/>
+                <w:numId w:val="0"/>
+              </w:numPr>
+              <w:jc w:val="center"/>
+              <w:rPr>
+                <w:rFonts w:hint="default"/>
+                <w:b w:val="0"/>
+                <w:bCs w:val="0"/>
+                <w:sz w:val="22"/>
+                <w:szCs w:val="22"/>
+                <w:vertAlign w:val="baseline"/>
+                <w:lang w:val="en-US"/>
+              </w:rPr>
+            </w:pPr>
+            <w:r>
+              <w:rPr>
+                <w:rFonts w:hint="default"/>
+                <w:b w:val="0"/>
+                <w:bCs w:val="0"/>
+                <w:sz w:val="22"/>
+                <w:szCs w:val="22"/>
+                <w:vertAlign w:val="baseline"/>
+                <w:lang w:val="sr-Latn-RS"/>
+              </w:rPr>
+              <w:t>learning</w:t>
+            </w:r>
+            <w:r>
+              <w:rPr>
+                <w:rFonts w:hint="default"/>
+                <w:b w:val="0"/>
+                <w:bCs w:val="0"/>
+                <w:sz w:val="22"/>
+                <w:szCs w:val="22"/>
+                <w:vertAlign w:val="baseline"/>
+                <w:lang w:val="en-US"/>
+              </w:rPr>
+              <w:t>_rate</w:t>
+            </w:r>
+          </w:p>
+        </w:tc>
+        <w:tc>
+          <w:tcPr>
+            <w:tcW w:w="4261" w:type="dxa"/>
+          </w:tcPr>
+          <w:p>
+            <w:pPr>
+              <w:widowControl w:val="0"/>
+              <w:numPr>
+                <w:ilvl w:val="0"/>
+                <w:numId w:val="0"/>
+              </w:numPr>
+              <w:jc w:val="center"/>
+              <w:rPr>
+                <w:rFonts w:hint="default"/>
+                <w:b w:val="0"/>
+                <w:bCs w:val="0"/>
+                <w:sz w:val="22"/>
+                <w:szCs w:val="22"/>
+                <w:vertAlign w:val="baseline"/>
+                <w:lang w:val="en-US"/>
+              </w:rPr>
+            </w:pPr>
+            <w:r>
+              <w:rPr>
+                <w:rFonts w:hint="default"/>
+                <w:b w:val="0"/>
+                <w:bCs w:val="0"/>
+                <w:sz w:val="22"/>
+                <w:szCs w:val="22"/>
+                <w:vertAlign w:val="baseline"/>
+                <w:lang w:val="en-US"/>
+              </w:rPr>
+              <w:t>0.2</w:t>
+            </w:r>
+          </w:p>
+        </w:tc>
+      </w:tr>
+      <w:tr>
+        <w:tblPrEx>
+          <w:tblBorders>
+            <w:top w:val="single" w:color="auto" w:sz="4" w:space="0"/>
+            <w:left w:val="single" w:color="auto" w:sz="4" w:space="0"/>
+            <w:bottom w:val="single" w:color="auto" w:sz="4" w:space="0"/>
+            <w:right w:val="single" w:color="auto" w:sz="4" w:space="0"/>
+            <w:insideH w:val="single" w:color="auto" w:sz="4" w:space="0"/>
+            <w:insideV w:val="single" w:color="auto" w:sz="4" w:space="0"/>
+          </w:tblBorders>
+          <w:tblCellMar>
+            <w:top w:w="0" w:type="dxa"/>
+            <w:left w:w="108" w:type="dxa"/>
+            <w:bottom w:w="0" w:type="dxa"/>
+            <w:right w:w="108" w:type="dxa"/>
+          </w:tblCellMar>
+        </w:tblPrEx>
+        <w:tc>
+          <w:tcPr>
+            <w:tcW w:w="4261" w:type="dxa"/>
+            <w:shd w:val="clear" w:color="auto" w:fill="B5C7EA" w:themeFill="accent1" w:themeFillTint="66"/>
+          </w:tcPr>
+          <w:p>
+            <w:pPr>
+              <w:widowControl w:val="0"/>
+              <w:numPr>
+                <w:ilvl w:val="0"/>
+                <w:numId w:val="0"/>
+              </w:numPr>
+              <w:jc w:val="center"/>
+              <w:rPr>
+                <w:rFonts w:hint="default"/>
+                <w:b w:val="0"/>
+                <w:bCs w:val="0"/>
+                <w:sz w:val="22"/>
+                <w:szCs w:val="22"/>
+                <w:vertAlign w:val="baseline"/>
+                <w:lang w:val="en-US"/>
+              </w:rPr>
+            </w:pPr>
+            <w:r>
+              <w:rPr>
+                <w:rFonts w:hint="default"/>
+                <w:b w:val="0"/>
+                <w:bCs w:val="0"/>
+                <w:sz w:val="22"/>
+                <w:szCs w:val="22"/>
+                <w:vertAlign w:val="baseline"/>
+                <w:lang w:val="en-US"/>
+              </w:rPr>
+              <w:t>subsample</w:t>
+            </w:r>
+          </w:p>
+        </w:tc>
+        <w:tc>
+          <w:tcPr>
+            <w:tcW w:w="4261" w:type="dxa"/>
+            <w:shd w:val="clear" w:color="auto" w:fill="B5C7EA" w:themeFill="accent1" w:themeFillTint="66"/>
+          </w:tcPr>
+          <w:p>
+            <w:pPr>
+              <w:widowControl w:val="0"/>
+              <w:numPr>
+                <w:ilvl w:val="0"/>
+                <w:numId w:val="0"/>
+              </w:numPr>
+              <w:jc w:val="center"/>
+              <w:rPr>
+                <w:rFonts w:hint="default"/>
+                <w:b w:val="0"/>
+                <w:bCs w:val="0"/>
+                <w:sz w:val="22"/>
+                <w:szCs w:val="22"/>
+                <w:vertAlign w:val="baseline"/>
+                <w:lang w:val="en-US"/>
+              </w:rPr>
+            </w:pPr>
+            <w:r>
+              <w:rPr>
+                <w:rFonts w:hint="default"/>
+                <w:b w:val="0"/>
+                <w:bCs w:val="0"/>
+                <w:sz w:val="22"/>
+                <w:szCs w:val="22"/>
+                <w:vertAlign w:val="baseline"/>
+                <w:lang w:val="en-US"/>
+              </w:rPr>
+              <w:t>0.7</w:t>
+            </w:r>
+          </w:p>
+        </w:tc>
+      </w:tr>
+      <w:tr>
+        <w:tblPrEx>
+          <w:tblBorders>
+            <w:top w:val="single" w:color="auto" w:sz="4" w:space="0"/>
+            <w:left w:val="single" w:color="auto" w:sz="4" w:space="0"/>
+            <w:bottom w:val="single" w:color="auto" w:sz="4" w:space="0"/>
+            <w:right w:val="single" w:color="auto" w:sz="4" w:space="0"/>
+            <w:insideH w:val="single" w:color="auto" w:sz="4" w:space="0"/>
+            <w:insideV w:val="single" w:color="auto" w:sz="4" w:space="0"/>
+          </w:tblBorders>
+          <w:tblCellMar>
+            <w:top w:w="0" w:type="dxa"/>
+            <w:left w:w="108" w:type="dxa"/>
+            <w:bottom w:w="0" w:type="dxa"/>
+            <w:right w:w="108" w:type="dxa"/>
+          </w:tblCellMar>
+        </w:tblPrEx>
+        <w:tc>
+          <w:tcPr>
+            <w:tcW w:w="4261" w:type="dxa"/>
+            <w:shd w:val="clear" w:color="auto" w:fill="FFFFFF" w:themeFill="background1"/>
+          </w:tcPr>
+          <w:p>
+            <w:pPr>
+              <w:widowControl w:val="0"/>
+              <w:numPr>
+                <w:ilvl w:val="0"/>
+                <w:numId w:val="0"/>
+              </w:numPr>
+              <w:jc w:val="center"/>
+              <w:rPr>
+                <w:rFonts w:hint="default"/>
+                <w:b w:val="0"/>
+                <w:bCs w:val="0"/>
+                <w:sz w:val="22"/>
+                <w:szCs w:val="22"/>
+                <w:vertAlign w:val="baseline"/>
+                <w:lang w:val="en-US"/>
+              </w:rPr>
+            </w:pPr>
+            <w:r>
+              <w:rPr>
+                <w:rFonts w:hint="default"/>
+                <w:b w:val="0"/>
+                <w:bCs w:val="0"/>
+                <w:sz w:val="22"/>
+                <w:szCs w:val="22"/>
+                <w:vertAlign w:val="baseline"/>
+                <w:lang w:val="en-US"/>
+              </w:rPr>
+              <w:t>colsample_bytree</w:t>
+            </w:r>
+          </w:p>
+        </w:tc>
+        <w:tc>
+          <w:tcPr>
+            <w:tcW w:w="4261" w:type="dxa"/>
+            <w:shd w:val="clear" w:color="auto" w:fill="FFFFFF" w:themeFill="background1"/>
+          </w:tcPr>
+          <w:p>
+            <w:pPr>
+              <w:widowControl w:val="0"/>
+              <w:numPr>
+                <w:ilvl w:val="0"/>
+                <w:numId w:val="0"/>
+              </w:numPr>
+              <w:jc w:val="center"/>
+              <w:rPr>
+                <w:rFonts w:hint="default"/>
+                <w:b w:val="0"/>
+                <w:bCs w:val="0"/>
+                <w:sz w:val="22"/>
+                <w:szCs w:val="22"/>
+                <w:vertAlign w:val="baseline"/>
+                <w:lang w:val="en-US"/>
+              </w:rPr>
+            </w:pPr>
+            <w:r>
+              <w:rPr>
+                <w:rFonts w:hint="default"/>
+                <w:b w:val="0"/>
+                <w:bCs w:val="0"/>
+                <w:sz w:val="22"/>
+                <w:szCs w:val="22"/>
+                <w:vertAlign w:val="baseline"/>
+                <w:lang w:val="en-US"/>
+              </w:rPr>
+              <w:t>0.8</w:t>
+            </w:r>
+          </w:p>
+        </w:tc>
+      </w:tr>
+    </w:tbl>
+    <w:p>
+      <w:pPr>
+        <w:numPr>
+          <w:ilvl w:val="0"/>
+          <w:numId w:val="0"/>
+        </w:numPr>
+        <w:ind w:leftChars="0"/>
+        <w:jc w:val="left"/>
+        <w:rPr>
+          <w:rFonts w:hint="default"/>
+          <w:b w:val="0"/>
+          <w:bCs w:val="0"/>
+          <w:sz w:val="22"/>
+          <w:szCs w:val="22"/>
+          <w:lang w:val="en-US"/>
+        </w:rPr>
+      </w:pPr>
+    </w:p>
+    <w:p>
+      <w:pPr>
+        <w:numPr>
+          <w:ilvl w:val="1"/>
+          <w:numId w:val="1"/>
+        </w:numPr>
+        <w:ind w:left="0" w:leftChars="0" w:firstLine="0" w:firstLineChars="0"/>
+        <w:jc w:val="left"/>
+        <w:rPr>
+          <w:rFonts w:hint="default"/>
+          <w:b/>
+          <w:bCs/>
+          <w:sz w:val="24"/>
+          <w:szCs w:val="24"/>
+          <w:lang w:val="sr-Latn-RS"/>
+        </w:rPr>
+      </w:pPr>
+      <w:r>
+        <w:rPr>
+          <w:rFonts w:hint="default"/>
+          <w:b/>
+          <w:bCs/>
+          <w:sz w:val="24"/>
+          <w:szCs w:val="24"/>
+          <w:lang w:val="sr-Latn-RS"/>
+        </w:rPr>
+        <w:t>Poređenje originalnih i podešenih modela</w:t>
+      </w:r>
+    </w:p>
+    <w:p>
+      <w:pPr>
+        <w:numPr>
+          <w:ilvl w:val="0"/>
+          <w:numId w:val="0"/>
+        </w:numPr>
+        <w:ind w:leftChars="0"/>
+        <w:jc w:val="left"/>
+        <w:rPr>
+          <w:rFonts w:hint="default"/>
+          <w:b w:val="0"/>
+          <w:bCs w:val="0"/>
+          <w:sz w:val="22"/>
+          <w:szCs w:val="22"/>
+          <w:lang w:val="sr-Latn-RS"/>
+        </w:rPr>
+      </w:pPr>
+    </w:p>
+    <w:tbl>
+      <w:tblPr>
+        <w:tblStyle w:val="4"/>
+        <w:tblW w:w="0" w:type="auto"/>
+        <w:tblInd w:w="0" w:type="dxa"/>
+        <w:tblBorders>
+          <w:top w:val="single" w:color="auto" w:sz="4" w:space="0"/>
+          <w:left w:val="single" w:color="auto" w:sz="4" w:space="0"/>
+          <w:bottom w:val="single" w:color="auto" w:sz="4" w:space="0"/>
+          <w:right w:val="single" w:color="auto" w:sz="4" w:space="0"/>
+          <w:insideH w:val="single" w:color="auto" w:sz="4" w:space="0"/>
+          <w:insideV w:val="single" w:color="auto" w:sz="4" w:space="0"/>
+        </w:tblBorders>
+        <w:tblLayout w:type="autofit"/>
+        <w:tblCellMar>
+          <w:top w:w="0" w:type="dxa"/>
+          <w:left w:w="108" w:type="dxa"/>
+          <w:bottom w:w="0" w:type="dxa"/>
           <w:right w:w="108" w:type="dxa"/>
         </w:tblCellMar>
       </w:tblPr>
@@ -7149,7 +7337,9 @@
             <w:insideV w:val="single" w:color="auto" w:sz="4" w:space="0"/>
           </w:tblBorders>
           <w:tblCellMar>
+            <w:top w:w="0" w:type="dxa"/>
             <w:left w:w="108" w:type="dxa"/>
+            <w:bottom w:w="0" w:type="dxa"/>
             <w:right w:w="108" w:type="dxa"/>
           </w:tblCellMar>
         </w:tblPrEx>
@@ -7160,7 +7350,9 @@
           </w:tcPr>
           <w:p>
             <w:pPr>
+              <w:widowControl w:val="0"/>
               <w:numPr>
+                <w:ilvl w:val="0"/>
                 <w:numId w:val="0"/>
               </w:numPr>
               <w:jc w:val="left"/>
@@ -7195,7 +7387,9 @@
           </w:tcPr>
           <w:p>
             <w:pPr>
+              <w:widowControl w:val="0"/>
               <w:numPr>
+                <w:ilvl w:val="0"/>
                 <w:numId w:val="0"/>
               </w:numPr>
               <w:jc w:val="center"/>
@@ -7230,7 +7424,9 @@
           </w:tcPr>
           <w:p>
             <w:pPr>
+              <w:widowControl w:val="0"/>
               <w:numPr>
+                <w:ilvl w:val="0"/>
                 <w:numId w:val="0"/>
               </w:numPr>
               <w:jc w:val="center"/>
@@ -7265,7 +7461,9 @@
           </w:tcPr>
           <w:p>
             <w:pPr>
+              <w:widowControl w:val="0"/>
               <w:numPr>
+                <w:ilvl w:val="0"/>
                 <w:numId w:val="0"/>
               </w:numPr>
               <w:jc w:val="center"/>
@@ -7317,7 +7515,9 @@
             <w:insideV w:val="single" w:color="auto" w:sz="4" w:space="0"/>
           </w:tblBorders>
           <w:tblCellMar>
+            <w:top w:w="0" w:type="dxa"/>
             <w:left w:w="108" w:type="dxa"/>
+            <w:bottom w:w="0" w:type="dxa"/>
             <w:right w:w="108" w:type="dxa"/>
           </w:tblCellMar>
         </w:tblPrEx>
@@ -7327,7 +7527,9 @@
           </w:tcPr>
           <w:p>
             <w:pPr>
+              <w:widowControl w:val="0"/>
               <w:numPr>
+                <w:ilvl w:val="0"/>
                 <w:numId w:val="0"/>
               </w:numPr>
               <w:jc w:val="left"/>
@@ -7361,7 +7563,9 @@
           </w:tcPr>
           <w:p>
             <w:pPr>
+              <w:widowControl w:val="0"/>
               <w:numPr>
+                <w:ilvl w:val="0"/>
                 <w:numId w:val="0"/>
               </w:numPr>
               <w:jc w:val="center"/>
@@ -7395,7 +7599,9 @@
           </w:tcPr>
           <w:p>
             <w:pPr>
+              <w:widowControl w:val="0"/>
               <w:numPr>
+                <w:ilvl w:val="0"/>
                 <w:numId w:val="0"/>
               </w:numPr>
               <w:jc w:val="center"/>
@@ -7429,7 +7635,9 @@
           </w:tcPr>
           <w:p>
             <w:pPr>
+              <w:widowControl w:val="0"/>
               <w:numPr>
+                <w:ilvl w:val="0"/>
                 <w:numId w:val="0"/>
               </w:numPr>
               <w:jc w:val="center"/>
@@ -7469,7 +7677,9 @@
             <w:insideV w:val="single" w:color="auto" w:sz="4" w:space="0"/>
           </w:tblBorders>
           <w:tblCellMar>
+            <w:top w:w="0" w:type="dxa"/>
             <w:left w:w="108" w:type="dxa"/>
+            <w:bottom w:w="0" w:type="dxa"/>
             <w:right w:w="108" w:type="dxa"/>
           </w:tblCellMar>
         </w:tblPrEx>
@@ -7480,7 +7690,9 @@
           </w:tcPr>
           <w:p>
             <w:pPr>
+              <w:widowControl w:val="0"/>
               <w:numPr>
+                <w:ilvl w:val="0"/>
                 <w:numId w:val="0"/>
               </w:numPr>
               <w:jc w:val="left"/>
@@ -7515,7 +7727,9 @@
           </w:tcPr>
           <w:p>
             <w:pPr>
+              <w:widowControl w:val="0"/>
               <w:numPr>
+                <w:ilvl w:val="0"/>
                 <w:numId w:val="0"/>
               </w:numPr>
               <w:jc w:val="center"/>
@@ -7550,7 +7764,9 @@
           </w:tcPr>
           <w:p>
             <w:pPr>
+              <w:widowControl w:val="0"/>
               <w:numPr>
+                <w:ilvl w:val="0"/>
                 <w:numId w:val="0"/>
               </w:numPr>
               <w:jc w:val="center"/>
@@ -7585,7 +7801,9 @@
           </w:tcPr>
           <w:p>
             <w:pPr>
+              <w:widowControl w:val="0"/>
               <w:numPr>
+                <w:ilvl w:val="0"/>
                 <w:numId w:val="0"/>
               </w:numPr>
               <w:jc w:val="center"/>
@@ -7625,7 +7843,9 @@
             <w:insideV w:val="single" w:color="auto" w:sz="4" w:space="0"/>
           </w:tblBorders>
           <w:tblCellMar>
+            <w:top w:w="0" w:type="dxa"/>
             <w:left w:w="108" w:type="dxa"/>
+            <w:bottom w:w="0" w:type="dxa"/>
             <w:right w:w="108" w:type="dxa"/>
           </w:tblCellMar>
         </w:tblPrEx>
@@ -7635,7 +7855,9 @@
           </w:tcPr>
           <w:p>
             <w:pPr>
+              <w:widowControl w:val="0"/>
               <w:numPr>
+                <w:ilvl w:val="0"/>
                 <w:numId w:val="0"/>
               </w:numPr>
               <w:jc w:val="left"/>
@@ -7669,7 +7891,9 @@
           </w:tcPr>
           <w:p>
             <w:pPr>
+              <w:widowControl w:val="0"/>
               <w:numPr>
+                <w:ilvl w:val="0"/>
                 <w:numId w:val="0"/>
               </w:numPr>
               <w:jc w:val="center"/>
@@ -7703,7 +7927,9 @@
           </w:tcPr>
           <w:p>
             <w:pPr>
+              <w:widowControl w:val="0"/>
               <w:numPr>
+                <w:ilvl w:val="0"/>
                 <w:numId w:val="0"/>
               </w:numPr>
               <w:jc w:val="center"/>
@@ -7737,7 +7963,9 @@
           </w:tcPr>
           <w:p>
             <w:pPr>
+              <w:widowControl w:val="0"/>
               <w:numPr>
+                <w:ilvl w:val="0"/>
                 <w:numId w:val="0"/>
               </w:numPr>
               <w:jc w:val="center"/>
@@ -7777,7 +8005,9 @@
             <w:insideV w:val="single" w:color="auto" w:sz="4" w:space="0"/>
           </w:tblBorders>
           <w:tblCellMar>
+            <w:top w:w="0" w:type="dxa"/>
             <w:left w:w="108" w:type="dxa"/>
+            <w:bottom w:w="0" w:type="dxa"/>
             <w:right w:w="108" w:type="dxa"/>
           </w:tblCellMar>
         </w:tblPrEx>
@@ -7788,7 +8018,9 @@
           </w:tcPr>
           <w:p>
             <w:pPr>
+              <w:widowControl w:val="0"/>
               <w:numPr>
+                <w:ilvl w:val="0"/>
                 <w:numId w:val="0"/>
               </w:numPr>
               <w:jc w:val="left"/>
@@ -7823,7 +8055,9 @@
           </w:tcPr>
           <w:p>
             <w:pPr>
+              <w:widowControl w:val="0"/>
               <w:numPr>
+                <w:ilvl w:val="0"/>
                 <w:numId w:val="0"/>
               </w:numPr>
               <w:jc w:val="center"/>
@@ -7858,7 +8092,9 @@
           </w:tcPr>
           <w:p>
             <w:pPr>
+              <w:widowControl w:val="0"/>
               <w:numPr>
+                <w:ilvl w:val="0"/>
                 <w:numId w:val="0"/>
               </w:numPr>
               <w:jc w:val="center"/>
@@ -7893,7 +8129,9 @@
           </w:tcPr>
           <w:p>
             <w:pPr>
+              <w:widowControl w:val="0"/>
               <w:numPr>
+                <w:ilvl w:val="0"/>
                 <w:numId w:val="0"/>
               </w:numPr>
               <w:jc w:val="center"/>
@@ -7926,6 +8164,7 @@
     <w:p>
       <w:pPr>
         <w:numPr>
+          <w:ilvl w:val="0"/>
           <w:numId w:val="0"/>
         </w:numPr>
         <w:ind w:leftChars="0"/>
@@ -7943,6 +8182,7 @@
     <w:p>
       <w:pPr>
         <w:numPr>
+          <w:ilvl w:val="0"/>
           <w:numId w:val="0"/>
         </w:numPr>
         <w:ind w:leftChars="0"/>
@@ -8053,6 +8293,7 @@
     <w:p>
       <w:pPr>
         <w:numPr>
+          <w:ilvl w:val="0"/>
           <w:numId w:val="0"/>
         </w:numPr>
         <w:ind w:leftChars="0"/>
@@ -8083,6 +8324,7 @@
     <w:p>
       <w:pPr>
         <w:numPr>
+          <w:ilvl w:val="0"/>
           <w:numId w:val="0"/>
         </w:numPr>
         <w:ind w:leftChars="0"/>
@@ -8185,6 +8427,7 @@
     <w:p>
       <w:pPr>
         <w:numPr>
+          <w:ilvl w:val="0"/>
           <w:numId w:val="0"/>
         </w:numPr>
         <w:ind w:leftChars="0"/>
@@ -8203,6 +8446,7 @@
     <w:p>
       <w:pPr>
         <w:numPr>
+          <w:ilvl w:val="0"/>
           <w:numId w:val="0"/>
         </w:numPr>
         <w:ind w:leftChars="0"/>
@@ -8269,6 +8513,7 @@
     <w:p>
       <w:pPr>
         <w:numPr>
+          <w:ilvl w:val="0"/>
           <w:numId w:val="0"/>
         </w:numPr>
         <w:ind w:leftChars="0"/>
@@ -8287,6 +8532,7 @@
     <w:p>
       <w:pPr>
         <w:numPr>
+          <w:ilvl w:val="0"/>
           <w:numId w:val="0"/>
         </w:numPr>
         <w:ind w:leftChars="0"/>
@@ -8305,6 +8551,7 @@
     <w:p>
       <w:pPr>
         <w:numPr>
+          <w:ilvl w:val="0"/>
           <w:numId w:val="0"/>
         </w:numPr>
         <w:ind w:leftChars="0"/>
@@ -8323,6 +8570,7 @@
     <w:p>
       <w:pPr>
         <w:numPr>
+          <w:ilvl w:val="0"/>
           <w:numId w:val="0"/>
         </w:numPr>
         <w:ind w:leftChars="0"/>
@@ -8341,6 +8589,7 @@
     <w:p>
       <w:pPr>
         <w:numPr>
+          <w:ilvl w:val="0"/>
           <w:numId w:val="0"/>
         </w:numPr>
         <w:ind w:leftChars="0"/>
@@ -8390,6 +8639,7 @@
     <w:p>
       <w:pPr>
         <w:numPr>
+          <w:ilvl w:val="0"/>
           <w:numId w:val="0"/>
         </w:numPr>
         <w:ind w:leftChars="0"/>
@@ -8439,6 +8689,7 @@
     <w:p>
       <w:pPr>
         <w:numPr>
+          <w:ilvl w:val="0"/>
           <w:numId w:val="0"/>
         </w:numPr>
         <w:ind w:leftChars="0"/>
@@ -8469,6 +8720,7 @@
     <w:p>
       <w:pPr>
         <w:numPr>
+          <w:ilvl w:val="0"/>
           <w:numId w:val="0"/>
         </w:numPr>
         <w:ind w:leftChars="0"/>
@@ -8499,6 +8751,7 @@
     <w:p>
       <w:pPr>
         <w:numPr>
+          <w:ilvl w:val="0"/>
           <w:numId w:val="0"/>
         </w:numPr>
         <w:ind w:leftChars="0"/>
@@ -8529,7 +8782,9 @@
         </w:tblBorders>
         <w:tblLayout w:type="autofit"/>
         <w:tblCellMar>
+          <w:top w:w="0" w:type="dxa"/>
           <w:left w:w="108" w:type="dxa"/>
+          <w:bottom w:w="0" w:type="dxa"/>
           <w:right w:w="108" w:type="dxa"/>
         </w:tblCellMar>
       </w:tblPr>
@@ -8549,7 +8804,9 @@
             <w:insideV w:val="single" w:color="auto" w:sz="4" w:space="0"/>
           </w:tblBorders>
           <w:tblCellMar>
+            <w:top w:w="0" w:type="dxa"/>
             <w:left w:w="108" w:type="dxa"/>
+            <w:bottom w:w="0" w:type="dxa"/>
             <w:right w:w="108" w:type="dxa"/>
           </w:tblCellMar>
         </w:tblPrEx>
@@ -8560,7 +8817,9 @@
           </w:tcPr>
           <w:p>
             <w:pPr>
+              <w:widowControl w:val="0"/>
               <w:numPr>
+                <w:ilvl w:val="0"/>
                 <w:numId w:val="0"/>
               </w:numPr>
               <w:jc w:val="left"/>
@@ -8595,7 +8854,9 @@
           </w:tcPr>
           <w:p>
             <w:pPr>
+              <w:widowControl w:val="0"/>
               <w:numPr>
+                <w:ilvl w:val="0"/>
                 <w:numId w:val="0"/>
               </w:numPr>
               <w:jc w:val="center"/>
@@ -8630,7 +8891,9 @@
           </w:tcPr>
           <w:p>
             <w:pPr>
+              <w:widowControl w:val="0"/>
               <w:numPr>
+                <w:ilvl w:val="0"/>
                 <w:numId w:val="0"/>
               </w:numPr>
               <w:jc w:val="center"/>
@@ -8670,7 +8933,9 @@
             <w:insideV w:val="single" w:color="auto" w:sz="4" w:space="0"/>
           </w:tblBorders>
           <w:tblCellMar>
+            <w:top w:w="0" w:type="dxa"/>
             <w:left w:w="108" w:type="dxa"/>
+            <w:bottom w:w="0" w:type="dxa"/>
             <w:right w:w="108" w:type="dxa"/>
           </w:tblCellMar>
         </w:tblPrEx>
@@ -8680,7 +8945,9 @@
           </w:tcPr>
           <w:p>
             <w:pPr>
+              <w:widowControl w:val="0"/>
               <w:numPr>
+                <w:ilvl w:val="0"/>
                 <w:numId w:val="0"/>
               </w:numPr>
               <w:jc w:val="left"/>
@@ -8714,7 +8981,9 @@
           </w:tcPr>
           <w:p>
             <w:pPr>
+              <w:widowControl w:val="0"/>
               <w:numPr>
+                <w:ilvl w:val="0"/>
                 <w:numId w:val="0"/>
               </w:numPr>
               <w:jc w:val="center"/>
@@ -8748,7 +9017,9 @@
           </w:tcPr>
           <w:p>
             <w:pPr>
+              <w:widowControl w:val="0"/>
               <w:numPr>
+                <w:ilvl w:val="0"/>
                 <w:numId w:val="0"/>
               </w:numPr>
               <w:jc w:val="center"/>
@@ -8800,7 +9071,9 @@
             <w:insideV w:val="single" w:color="auto" w:sz="4" w:space="0"/>
           </w:tblBorders>
           <w:tblCellMar>
+            <w:top w:w="0" w:type="dxa"/>
             <w:left w:w="108" w:type="dxa"/>
+            <w:bottom w:w="0" w:type="dxa"/>
             <w:right w:w="108" w:type="dxa"/>
           </w:tblCellMar>
         </w:tblPrEx>
@@ -8811,7 +9084,9 @@
           </w:tcPr>
           <w:p>
             <w:pPr>
+              <w:widowControl w:val="0"/>
               <w:numPr>
+                <w:ilvl w:val="0"/>
                 <w:numId w:val="0"/>
               </w:numPr>
               <w:jc w:val="left"/>
@@ -8846,7 +9121,9 @@
           </w:tcPr>
           <w:p>
             <w:pPr>
+              <w:widowControl w:val="0"/>
               <w:numPr>
+                <w:ilvl w:val="0"/>
                 <w:numId w:val="0"/>
               </w:numPr>
               <w:jc w:val="center"/>
@@ -8881,7 +9158,9 @@
           </w:tcPr>
           <w:p>
             <w:pPr>
+              <w:widowControl w:val="0"/>
               <w:numPr>
+                <w:ilvl w:val="0"/>
                 <w:numId w:val="0"/>
               </w:numPr>
               <w:jc w:val="center"/>
@@ -8933,7 +9212,9 @@
             <w:insideV w:val="single" w:color="auto" w:sz="4" w:space="0"/>
           </w:tblBorders>
           <w:tblCellMar>
+            <w:top w:w="0" w:type="dxa"/>
             <w:left w:w="108" w:type="dxa"/>
+            <w:bottom w:w="0" w:type="dxa"/>
             <w:right w:w="108" w:type="dxa"/>
           </w:tblCellMar>
         </w:tblPrEx>
@@ -8943,7 +9224,9 @@
           </w:tcPr>
           <w:p>
             <w:pPr>
+              <w:widowControl w:val="0"/>
               <w:numPr>
+                <w:ilvl w:val="0"/>
                 <w:numId w:val="0"/>
               </w:numPr>
               <w:jc w:val="left"/>
@@ -9001,7 +9284,9 @@
           </w:tcPr>
           <w:p>
             <w:pPr>
+              <w:widowControl w:val="0"/>
               <w:numPr>
+                <w:ilvl w:val="0"/>
                 <w:numId w:val="0"/>
               </w:numPr>
               <w:jc w:val="center"/>
@@ -9035,7 +9320,9 @@
           </w:tcPr>
           <w:p>
             <w:pPr>
+              <w:widowControl w:val="0"/>
               <w:numPr>
+                <w:ilvl w:val="0"/>
                 <w:numId w:val="0"/>
               </w:numPr>
               <w:jc w:val="center"/>
@@ -9068,6 +9355,7 @@
     <w:p>
       <w:pPr>
         <w:numPr>
+          <w:ilvl w:val="0"/>
           <w:numId w:val="0"/>
         </w:numPr>
         <w:ind w:leftChars="0"/>
@@ -9086,6 +9374,7 @@
     <w:p>
       <w:pPr>
         <w:numPr>
+          <w:ilvl w:val="0"/>
           <w:numId w:val="0"/>
         </w:numPr>
         <w:ind w:leftChars="0"/>
@@ -9140,6 +9429,7 @@
     <w:p>
       <w:pPr>
         <w:numPr>
+          <w:ilvl w:val="0"/>
           <w:numId w:val="0"/>
         </w:numPr>
         <w:ind w:leftChars="0"/>
@@ -9189,6 +9479,7 @@
     <w:p>
       <w:pPr>
         <w:numPr>
+          <w:ilvl w:val="0"/>
           <w:numId w:val="0"/>
         </w:numPr>
         <w:ind w:leftChars="0"/>
@@ -9255,6 +9546,7 @@
     <w:p>
       <w:pPr>
         <w:numPr>
+          <w:ilvl w:val="0"/>
           <w:numId w:val="0"/>
         </w:numPr>
         <w:ind w:leftChars="0"/>
@@ -9273,6 +9565,7 @@
     <w:p>
       <w:pPr>
         <w:numPr>
+          <w:ilvl w:val="0"/>
           <w:numId w:val="0"/>
         </w:numPr>
         <w:ind w:leftChars="0"/>
@@ -9303,6 +9596,7 @@
     <w:p>
       <w:pPr>
         <w:numPr>
+          <w:ilvl w:val="0"/>
           <w:numId w:val="0"/>
         </w:numPr>
         <w:ind w:leftChars="0"/>
@@ -9333,6 +9627,7 @@
     <w:p>
       <w:pPr>
         <w:numPr>
+          <w:ilvl w:val="0"/>
           <w:numId w:val="0"/>
         </w:numPr>
         <w:ind w:leftChars="0"/>
@@ -9351,6 +9646,7 @@
     <w:p>
       <w:pPr>
         <w:numPr>
+          <w:ilvl w:val="0"/>
           <w:numId w:val="0"/>
         </w:numPr>
         <w:ind w:leftChars="0"/>
@@ -9369,6 +9665,7 @@
     <w:p>
       <w:pPr>
         <w:numPr>
+          <w:ilvl w:val="0"/>
           <w:numId w:val="0"/>
         </w:numPr>
         <w:ind w:leftChars="0"/>
@@ -9387,6 +9684,7 @@
     <w:p>
       <w:pPr>
         <w:numPr>
+          <w:ilvl w:val="0"/>
           <w:numId w:val="0"/>
         </w:numPr>
         <w:ind w:leftChars="0"/>
@@ -9405,6 +9703,7 @@
     <w:p>
       <w:pPr>
         <w:numPr>
+          <w:ilvl w:val="0"/>
           <w:numId w:val="0"/>
         </w:numPr>
         <w:ind w:leftChars="0"/>
@@ -9423,6 +9722,7 @@
     <w:p>
       <w:pPr>
         <w:numPr>
+          <w:ilvl w:val="0"/>
           <w:numId w:val="0"/>
         </w:numPr>
         <w:ind w:leftChars="0"/>
@@ -9472,6 +9772,7 @@
     <w:p>
       <w:pPr>
         <w:numPr>
+          <w:ilvl w:val="0"/>
           <w:numId w:val="0"/>
         </w:numPr>
         <w:ind w:leftChars="0"/>
@@ -9538,6 +9839,7 @@
     <w:p>
       <w:pPr>
         <w:numPr>
+          <w:ilvl w:val="0"/>
           <w:numId w:val="0"/>
         </w:numPr>
         <w:ind w:leftChars="0"/>
@@ -9556,6 +9858,7 @@
     <w:p>
       <w:pPr>
         <w:numPr>
+          <w:ilvl w:val="0"/>
           <w:numId w:val="0"/>
         </w:numPr>
         <w:ind w:leftChars="0"/>
@@ -9610,6 +9913,7 @@
     <w:p>
       <w:pPr>
         <w:numPr>
+          <w:ilvl w:val="0"/>
           <w:numId w:val="0"/>
         </w:numPr>
         <w:ind w:leftChars="0"/>
@@ -9664,6 +9968,7 @@
     <w:p>
       <w:pPr>
         <w:numPr>
+          <w:ilvl w:val="0"/>
           <w:numId w:val="0"/>
         </w:numPr>
         <w:ind w:leftChars="0"/>
@@ -9713,6 +10018,7 @@
     <w:p>
       <w:pPr>
         <w:numPr>
+          <w:ilvl w:val="0"/>
           <w:numId w:val="0"/>
         </w:numPr>
         <w:ind w:leftChars="0"/>
@@ -9779,6 +10085,7 @@
     <w:p>
       <w:pPr>
         <w:numPr>
+          <w:ilvl w:val="0"/>
           <w:numId w:val="0"/>
         </w:numPr>
         <w:ind w:leftChars="0"/>
@@ -9833,6 +10140,7 @@
     <w:p>
       <w:pPr>
         <w:numPr>
+          <w:ilvl w:val="0"/>
           <w:numId w:val="0"/>
         </w:numPr>
         <w:ind w:leftChars="0"/>
@@ -9935,6 +10243,7 @@
     <w:p>
       <w:pPr>
         <w:numPr>
+          <w:ilvl w:val="0"/>
           <w:numId w:val="0"/>
         </w:numPr>
         <w:ind w:leftChars="0"/>
@@ -9953,6 +10262,7 @@
     <w:p>
       <w:pPr>
         <w:numPr>
+          <w:ilvl w:val="0"/>
           <w:numId w:val="0"/>
         </w:numPr>
         <w:ind w:leftChars="0"/>
@@ -10002,6 +10312,7 @@
     <w:p>
       <w:pPr>
         <w:numPr>
+          <w:ilvl w:val="0"/>
           <w:numId w:val="0"/>
         </w:numPr>
         <w:ind w:leftChars="0"/>
@@ -10051,6 +10362,7 @@
     <w:p>
       <w:pPr>
         <w:numPr>
+          <w:ilvl w:val="0"/>
           <w:numId w:val="0"/>
         </w:numPr>
         <w:ind w:leftChars="0"/>
@@ -10203,6 +10515,7 @@
     <w:p>
       <w:pPr>
         <w:numPr>
+          <w:ilvl w:val="0"/>
           <w:numId w:val="0"/>
         </w:numPr>
         <w:ind w:leftChars="0"/>
@@ -10221,6 +10534,7 @@
     <w:p>
       <w:pPr>
         <w:numPr>
+          <w:ilvl w:val="0"/>
           <w:numId w:val="0"/>
         </w:numPr>
         <w:ind w:leftChars="0"/>
@@ -10239,6 +10553,7 @@
     <w:p>
       <w:pPr>
         <w:numPr>
+          <w:ilvl w:val="0"/>
           <w:numId w:val="0"/>
         </w:numPr>
         <w:ind w:leftChars="0"/>
@@ -10257,6 +10572,7 @@
     <w:p>
       <w:pPr>
         <w:numPr>
+          <w:ilvl w:val="0"/>
           <w:numId w:val="0"/>
         </w:numPr>
         <w:ind w:leftChars="0"/>
@@ -10306,6 +10622,7 @@
     <w:p>
       <w:pPr>
         <w:numPr>
+          <w:ilvl w:val="0"/>
           <w:numId w:val="0"/>
         </w:numPr>
         <w:ind w:leftChars="0"/>
@@ -10372,6 +10689,7 @@
     <w:p>
       <w:pPr>
         <w:numPr>
+          <w:ilvl w:val="0"/>
           <w:numId w:val="0"/>
         </w:numPr>
         <w:ind w:leftChars="0"/>
@@ -10438,6 +10756,7 @@
     <w:p>
       <w:pPr>
         <w:numPr>
+          <w:ilvl w:val="0"/>
           <w:numId w:val="0"/>
         </w:numPr>
         <w:ind w:leftChars="0"/>
@@ -10504,6 +10823,7 @@
     <w:p>
       <w:pPr>
         <w:numPr>
+          <w:ilvl w:val="0"/>
           <w:numId w:val="0"/>
         </w:numPr>
         <w:ind w:leftChars="0"/>
@@ -10522,6 +10842,7 @@
     <w:p>
       <w:pPr>
         <w:numPr>
+          <w:ilvl w:val="0"/>
           <w:numId w:val="0"/>
         </w:numPr>
         <w:ind w:leftChars="0"/>
@@ -10540,6 +10861,7 @@
     <w:p>
       <w:pPr>
         <w:numPr>
+          <w:ilvl w:val="0"/>
           <w:numId w:val="0"/>
         </w:numPr>
         <w:ind w:leftChars="0"/>
@@ -10702,6 +11024,7 @@
     <w:p>
       <w:pPr>
         <w:numPr>
+          <w:ilvl w:val="0"/>
           <w:numId w:val="0"/>
         </w:numPr>
         <w:ind w:leftChars="0"/>
@@ -10780,6 +11103,7 @@
     <w:p>
       <w:pPr>
         <w:numPr>
+          <w:ilvl w:val="0"/>
           <w:numId w:val="0"/>
         </w:numPr>
         <w:ind w:leftChars="0"/>
@@ -10829,6 +11153,7 @@
     <w:p>
       <w:pPr>
         <w:numPr>
+          <w:ilvl w:val="0"/>
           <w:numId w:val="0"/>
         </w:numPr>
         <w:ind w:leftChars="0"/>
@@ -10859,7 +11184,9 @@
         </w:tblBorders>
         <w:tblLayout w:type="autofit"/>
         <w:tblCellMar>
+          <w:top w:w="0" w:type="dxa"/>
           <w:left w:w="108" w:type="dxa"/>
+          <w:bottom w:w="0" w:type="dxa"/>
           <w:right w:w="108" w:type="dxa"/>
         </w:tblCellMar>
       </w:tblPr>
@@ -10879,7 +11206,9 @@
             <w:insideV w:val="single" w:color="auto" w:sz="4" w:space="0"/>
           </w:tblBorders>
           <w:tblCellMar>
+            <w:top w:w="0" w:type="dxa"/>
             <w:left w:w="108" w:type="dxa"/>
+            <w:bottom w:w="0" w:type="dxa"/>
             <w:right w:w="108" w:type="dxa"/>
           </w:tblCellMar>
         </w:tblPrEx>
@@ -10890,7 +11219,9 @@
           </w:tcPr>
           <w:p>
             <w:pPr>
+              <w:widowControl w:val="0"/>
               <w:numPr>
+                <w:ilvl w:val="0"/>
                 <w:numId w:val="0"/>
               </w:numPr>
               <w:jc w:val="left"/>
@@ -10925,7 +11256,9 @@
           </w:tcPr>
           <w:p>
             <w:pPr>
+              <w:widowControl w:val="0"/>
               <w:numPr>
+                <w:ilvl w:val="0"/>
                 <w:numId w:val="0"/>
               </w:numPr>
               <w:jc w:val="center"/>
@@ -10960,7 +11293,9 @@
           </w:tcPr>
           <w:p>
             <w:pPr>
+              <w:widowControl w:val="0"/>
               <w:numPr>
+                <w:ilvl w:val="0"/>
                 <w:numId w:val="0"/>
               </w:numPr>
               <w:jc w:val="center"/>
@@ -11000,7 +11335,9 @@
             <w:insideV w:val="single" w:color="auto" w:sz="4" w:space="0"/>
           </w:tblBorders>
           <w:tblCellMar>
+            <w:top w:w="0" w:type="dxa"/>
             <w:left w:w="108" w:type="dxa"/>
+            <w:bottom w:w="0" w:type="dxa"/>
             <w:right w:w="108" w:type="dxa"/>
           </w:tblCellMar>
         </w:tblPrEx>
@@ -11010,7 +11347,9 @@
           </w:tcPr>
           <w:p>
             <w:pPr>
+              <w:widowControl w:val="0"/>
               <w:numPr>
+                <w:ilvl w:val="0"/>
                 <w:numId w:val="0"/>
               </w:numPr>
               <w:jc w:val="left"/>
@@ -11044,7 +11383,9 @@
           </w:tcPr>
           <w:p>
             <w:pPr>
+              <w:widowControl w:val="0"/>
               <w:numPr>
+                <w:ilvl w:val="0"/>
                 <w:numId w:val="0"/>
               </w:numPr>
               <w:jc w:val="center"/>
@@ -11078,7 +11419,9 @@
           </w:tcPr>
           <w:p>
             <w:pPr>
+              <w:widowControl w:val="0"/>
               <w:numPr>
+                <w:ilvl w:val="0"/>
                 <w:numId w:val="0"/>
               </w:numPr>
               <w:jc w:val="center"/>
@@ -11118,7 +11461,9 @@
             <w:insideV w:val="single" w:color="auto" w:sz="4" w:space="0"/>
           </w:tblBorders>
           <w:tblCellMar>
+            <w:top w:w="0" w:type="dxa"/>
             <w:left w:w="108" w:type="dxa"/>
+            <w:bottom w:w="0" w:type="dxa"/>
             <w:right w:w="108" w:type="dxa"/>
           </w:tblCellMar>
         </w:tblPrEx>
@@ -11129,7 +11474,9 @@
           </w:tcPr>
           <w:p>
             <w:pPr>
+              <w:widowControl w:val="0"/>
               <w:numPr>
+                <w:ilvl w:val="0"/>
                 <w:numId w:val="0"/>
               </w:numPr>
               <w:jc w:val="left"/>
@@ -11164,7 +11511,9 @@
           </w:tcPr>
           <w:p>
             <w:pPr>
+              <w:widowControl w:val="0"/>
               <w:numPr>
+                <w:ilvl w:val="0"/>
                 <w:numId w:val="0"/>
               </w:numPr>
               <w:jc w:val="center"/>
@@ -11199,7 +11548,9 @@
           </w:tcPr>
           <w:p>
             <w:pPr>
+              <w:widowControl w:val="0"/>
               <w:numPr>
+                <w:ilvl w:val="0"/>
                 <w:numId w:val="0"/>
               </w:numPr>
               <w:jc w:val="center"/>
@@ -11239,7 +11590,9 @@
             <w:insideV w:val="single" w:color="auto" w:sz="4" w:space="0"/>
           </w:tblBorders>
           <w:tblCellMar>
+            <w:top w:w="0" w:type="dxa"/>
             <w:left w:w="108" w:type="dxa"/>
+            <w:bottom w:w="0" w:type="dxa"/>
             <w:right w:w="108" w:type="dxa"/>
           </w:tblCellMar>
         </w:tblPrEx>
@@ -11249,7 +11602,9 @@
           </w:tcPr>
           <w:p>
             <w:pPr>
+              <w:widowControl w:val="0"/>
               <w:numPr>
+                <w:ilvl w:val="0"/>
                 <w:numId w:val="0"/>
               </w:numPr>
               <w:jc w:val="left"/>
@@ -11295,7 +11650,9 @@
           </w:tcPr>
           <w:p>
             <w:pPr>
+              <w:widowControl w:val="0"/>
               <w:numPr>
+                <w:ilvl w:val="0"/>
                 <w:numId w:val="0"/>
               </w:numPr>
               <w:jc w:val="center"/>
@@ -11329,7 +11686,9 @@
           </w:tcPr>
           <w:p>
             <w:pPr>
+              <w:widowControl w:val="0"/>
               <w:numPr>
+                <w:ilvl w:val="0"/>
                 <w:numId w:val="0"/>
               </w:numPr>
               <w:jc w:val="center"/>
@@ -11362,6 +11721,7 @@
     <w:p>
       <w:pPr>
         <w:numPr>
+          <w:ilvl w:val="0"/>
           <w:numId w:val="0"/>
         </w:numPr>
         <w:ind w:leftChars="0"/>
@@ -11380,6 +11740,7 @@
     <w:p>
       <w:pPr>
         <w:numPr>
+          <w:ilvl w:val="0"/>
           <w:numId w:val="0"/>
         </w:numPr>
         <w:ind w:leftChars="0"/>
@@ -11434,6 +11795,7 @@
     <w:p>
       <w:pPr>
         <w:numPr>
+          <w:ilvl w:val="0"/>
           <w:numId w:val="0"/>
         </w:numPr>
         <w:ind w:leftChars="0"/>
@@ -11488,6 +11850,7 @@
     <w:p>
       <w:pPr>
         <w:numPr>
+          <w:ilvl w:val="0"/>
           <w:numId w:val="0"/>
         </w:numPr>
         <w:ind w:leftChars="0"/>
@@ -11506,6 +11869,7 @@
     <w:p>
       <w:pPr>
         <w:numPr>
+          <w:ilvl w:val="0"/>
           <w:numId w:val="0"/>
         </w:numPr>
         <w:ind w:leftChars="0"/>
@@ -11555,6 +11919,7 @@
     <w:p>
       <w:pPr>
         <w:numPr>
+          <w:ilvl w:val="0"/>
           <w:numId w:val="0"/>
         </w:numPr>
         <w:ind w:leftChars="0"/>
@@ -11604,6 +11969,7 @@
     <w:p>
       <w:pPr>
         <w:numPr>
+          <w:ilvl w:val="0"/>
           <w:numId w:val="0"/>
         </w:numPr>
         <w:ind w:leftChars="0"/>
@@ -11634,6 +12000,7 @@
     <w:p>
       <w:pPr>
         <w:numPr>
+          <w:ilvl w:val="0"/>
           <w:numId w:val="0"/>
         </w:numPr>
         <w:ind w:leftChars="0"/>
@@ -11664,7 +12031,9 @@
         </w:tblBorders>
         <w:tblLayout w:type="autofit"/>
         <w:tblCellMar>
+          <w:top w:w="0" w:type="dxa"/>
           <w:left w:w="108" w:type="dxa"/>
+          <w:bottom w:w="0" w:type="dxa"/>
           <w:right w:w="108" w:type="dxa"/>
         </w:tblCellMar>
       </w:tblPr>
@@ -11683,7 +12052,9 @@
             <w:insideV w:val="single" w:color="auto" w:sz="4" w:space="0"/>
           </w:tblBorders>
           <w:tblCellMar>
+            <w:top w:w="0" w:type="dxa"/>
             <w:left w:w="108" w:type="dxa"/>
+            <w:bottom w:w="0" w:type="dxa"/>
             <w:right w:w="108" w:type="dxa"/>
           </w:tblCellMar>
         </w:tblPrEx>
@@ -11694,7 +12065,9 @@
           </w:tcPr>
           <w:p>
             <w:pPr>
+              <w:widowControl w:val="0"/>
               <w:numPr>
+                <w:ilvl w:val="0"/>
                 <w:numId w:val="0"/>
               </w:numPr>
               <w:jc w:val="left"/>
@@ -11729,7 +12102,9 @@
           </w:tcPr>
           <w:p>
             <w:pPr>
+              <w:widowControl w:val="0"/>
               <w:numPr>
+                <w:ilvl w:val="0"/>
                 <w:numId w:val="0"/>
               </w:numPr>
               <w:jc w:val="left"/>
@@ -11769,7 +12144,9 @@
             <w:insideV w:val="single" w:color="auto" w:sz="4" w:space="0"/>
           </w:tblBorders>
           <w:tblCellMar>
+            <w:top w:w="0" w:type="dxa"/>
             <w:left w:w="108" w:type="dxa"/>
+            <w:bottom w:w="0" w:type="dxa"/>
             <w:right w:w="108" w:type="dxa"/>
           </w:tblCellMar>
         </w:tblPrEx>
@@ -11779,7 +12156,9 @@
           </w:tcPr>
           <w:p>
             <w:pPr>
+              <w:widowControl w:val="0"/>
               <w:numPr>
+                <w:ilvl w:val="0"/>
                 <w:numId w:val="0"/>
               </w:numPr>
               <w:jc w:val="left"/>
@@ -11825,7 +12204,9 @@
           </w:tcPr>
           <w:p>
             <w:pPr>
+              <w:widowControl w:val="0"/>
               <w:numPr>
+                <w:ilvl w:val="0"/>
                 <w:numId w:val="0"/>
               </w:numPr>
               <w:jc w:val="left"/>
@@ -11877,7 +12258,9 @@
             <w:insideV w:val="single" w:color="auto" w:sz="4" w:space="0"/>
           </w:tblBorders>
           <w:tblCellMar>
+            <w:top w:w="0" w:type="dxa"/>
             <w:left w:w="108" w:type="dxa"/>
+            <w:bottom w:w="0" w:type="dxa"/>
             <w:right w:w="108" w:type="dxa"/>
           </w:tblCellMar>
         </w:tblPrEx>
@@ -11888,7 +12271,9 @@
           </w:tcPr>
           <w:p>
             <w:pPr>
+              <w:widowControl w:val="0"/>
               <w:numPr>
+                <w:ilvl w:val="0"/>
                 <w:numId w:val="0"/>
               </w:numPr>
               <w:jc w:val="left"/>
@@ -11923,7 +12308,9 @@
           </w:tcPr>
           <w:p>
             <w:pPr>
+              <w:widowControl w:val="0"/>
               <w:numPr>
+                <w:ilvl w:val="0"/>
                 <w:numId w:val="0"/>
               </w:numPr>
               <w:jc w:val="left"/>
@@ -11963,7 +12350,9 @@
             <w:insideV w:val="single" w:color="auto" w:sz="4" w:space="0"/>
           </w:tblBorders>
           <w:tblCellMar>
+            <w:top w:w="0" w:type="dxa"/>
             <w:left w:w="108" w:type="dxa"/>
+            <w:bottom w:w="0" w:type="dxa"/>
             <w:right w:w="108" w:type="dxa"/>
           </w:tblCellMar>
         </w:tblPrEx>
@@ -11973,7 +12362,9 @@
           </w:tcPr>
           <w:p>
             <w:pPr>
+              <w:widowControl w:val="0"/>
               <w:numPr>
+                <w:ilvl w:val="0"/>
                 <w:numId w:val="0"/>
               </w:numPr>
               <w:jc w:val="left"/>
@@ -12007,7 +12398,9 @@
           </w:tcPr>
           <w:p>
             <w:pPr>
+              <w:widowControl w:val="0"/>
               <w:numPr>
+                <w:ilvl w:val="0"/>
                 <w:numId w:val="0"/>
               </w:numPr>
               <w:jc w:val="left"/>
@@ -12047,7 +12440,9 @@
             <w:insideV w:val="single" w:color="auto" w:sz="4" w:space="0"/>
           </w:tblBorders>
           <w:tblCellMar>
+            <w:top w:w="0" w:type="dxa"/>
             <w:left w:w="108" w:type="dxa"/>
+            <w:bottom w:w="0" w:type="dxa"/>
             <w:right w:w="108" w:type="dxa"/>
           </w:tblCellMar>
         </w:tblPrEx>
@@ -12058,7 +12453,9 @@
           </w:tcPr>
           <w:p>
             <w:pPr>
+              <w:widowControl w:val="0"/>
               <w:numPr>
+                <w:ilvl w:val="0"/>
                 <w:numId w:val="0"/>
               </w:numPr>
               <w:jc w:val="left"/>
@@ -12093,7 +12490,9 @@
           </w:tcPr>
           <w:p>
             <w:pPr>
+              <w:widowControl w:val="0"/>
               <w:numPr>
+                <w:ilvl w:val="0"/>
                 <w:numId w:val="0"/>
               </w:numPr>
               <w:jc w:val="left"/>
@@ -12133,7 +12532,9 @@
             <w:insideV w:val="single" w:color="auto" w:sz="4" w:space="0"/>
           </w:tblBorders>
           <w:tblCellMar>
+            <w:top w:w="0" w:type="dxa"/>
             <w:left w:w="108" w:type="dxa"/>
+            <w:bottom w:w="0" w:type="dxa"/>
             <w:right w:w="108" w:type="dxa"/>
           </w:tblCellMar>
         </w:tblPrEx>
@@ -12143,7 +12544,9 @@
           </w:tcPr>
           <w:p>
             <w:pPr>
+              <w:widowControl w:val="0"/>
               <w:numPr>
+                <w:ilvl w:val="0"/>
                 <w:numId w:val="0"/>
               </w:numPr>
               <w:jc w:val="left"/>
@@ -12177,7 +12580,9 @@
           </w:tcPr>
           <w:p>
             <w:pPr>
+              <w:widowControl w:val="0"/>
               <w:numPr>
+                <w:ilvl w:val="0"/>
                 <w:numId w:val="0"/>
               </w:numPr>
               <w:jc w:val="left"/>
@@ -12229,7 +12634,9 @@
             <w:insideV w:val="single" w:color="auto" w:sz="4" w:space="0"/>
           </w:tblBorders>
           <w:tblCellMar>
+            <w:top w:w="0" w:type="dxa"/>
             <w:left w:w="108" w:type="dxa"/>
+            <w:bottom w:w="0" w:type="dxa"/>
             <w:right w:w="108" w:type="dxa"/>
           </w:tblCellMar>
         </w:tblPrEx>
@@ -12240,7 +12647,9 @@
           </w:tcPr>
           <w:p>
             <w:pPr>
+              <w:widowControl w:val="0"/>
               <w:numPr>
+                <w:ilvl w:val="0"/>
                 <w:numId w:val="0"/>
               </w:numPr>
               <w:jc w:val="left"/>
@@ -12287,7 +12696,9 @@
           </w:tcPr>
           <w:p>
             <w:pPr>
+              <w:widowControl w:val="0"/>
               <w:numPr>
+                <w:ilvl w:val="0"/>
                 <w:numId w:val="0"/>
               </w:numPr>
               <w:jc w:val="left"/>
@@ -12339,7 +12750,9 @@
             <w:insideV w:val="single" w:color="auto" w:sz="4" w:space="0"/>
           </w:tblBorders>
           <w:tblCellMar>
+            <w:top w:w="0" w:type="dxa"/>
             <w:left w:w="108" w:type="dxa"/>
+            <w:bottom w:w="0" w:type="dxa"/>
             <w:right w:w="108" w:type="dxa"/>
           </w:tblCellMar>
         </w:tblPrEx>
@@ -12349,7 +12762,9 @@
           </w:tcPr>
           <w:p>
             <w:pPr>
+              <w:widowControl w:val="0"/>
               <w:numPr>
+                <w:ilvl w:val="0"/>
                 <w:numId w:val="0"/>
               </w:numPr>
               <w:jc w:val="left"/>
@@ -12395,7 +12810,9 @@
           </w:tcPr>
           <w:p>
             <w:pPr>
+              <w:widowControl w:val="0"/>
               <w:numPr>
+                <w:ilvl w:val="0"/>
                 <w:numId w:val="0"/>
               </w:numPr>
               <w:jc w:val="left"/>
@@ -12428,6 +12845,7 @@
     <w:p>
       <w:pPr>
         <w:numPr>
+          <w:ilvl w:val="0"/>
           <w:numId w:val="0"/>
         </w:numPr>
         <w:ind w:leftChars="0"/>
@@ -12477,6 +12895,7 @@
     <w:p>
       <w:pPr>
         <w:numPr>
+          <w:ilvl w:val="0"/>
           <w:numId w:val="0"/>
         </w:numPr>
         <w:ind w:leftChars="0"/>
@@ -12531,6 +12950,7 @@
     <w:p>
       <w:pPr>
         <w:numPr>
+          <w:ilvl w:val="0"/>
           <w:numId w:val="0"/>
         </w:numPr>
         <w:ind w:leftChars="0"/>
@@ -12580,6 +13000,7 @@
     <w:p>
       <w:pPr>
         <w:numPr>
+          <w:ilvl w:val="0"/>
           <w:numId w:val="0"/>
         </w:numPr>
         <w:ind w:leftChars="0"/>
@@ -12610,6 +13031,7 @@
     <w:p>
       <w:pPr>
         <w:numPr>
+          <w:ilvl w:val="0"/>
           <w:numId w:val="0"/>
         </w:numPr>
         <w:ind w:leftChars="0"/>
@@ -12640,6 +13062,7 @@
     <w:p>
       <w:pPr>
         <w:numPr>
+          <w:ilvl w:val="0"/>
           <w:numId w:val="0"/>
         </w:numPr>
         <w:ind w:leftChars="0"/>
@@ -12689,6 +13112,7 @@
     <w:p>
       <w:pPr>
         <w:numPr>
+          <w:ilvl w:val="0"/>
           <w:numId w:val="0"/>
         </w:numPr>
         <w:jc w:val="left"/>
@@ -12737,6 +13161,7 @@
     <w:p>
       <w:pPr>
         <w:numPr>
+          <w:ilvl w:val="0"/>
           <w:numId w:val="0"/>
         </w:numPr>
         <w:ind w:leftChars="0"/>
@@ -12767,6 +13192,7 @@
     <w:p>
       <w:pPr>
         <w:numPr>
+          <w:ilvl w:val="0"/>
           <w:numId w:val="0"/>
         </w:numPr>
         <w:ind w:leftChars="0"/>
@@ -12791,12 +13217,39 @@
           <w:vertAlign w:val="baseline"/>
           <w:lang w:val="sr-Latn-RS"/>
         </w:rPr>
-        <w:t>- Projekat je prošao kroz sve faze standardnog ML pipeline-a, od preprocesiranja i eksplorativne analize podataka, kroz treniranje i podešavanje više modela, do analize rezultata i deplozment-a finalnog rešenja.</w:t>
-      </w:r>
-    </w:p>
-    <w:p>
-      <w:pPr>
-        <w:numPr>
+        <w:t>- Projekat je prošao kroz sve faze standardnog ML pipeline-a, od preprocesiranja i eksplorativne analize podataka, kroz treniranje i podešavanje više modela, do analize rezultata i deplo</w:t>
+      </w:r>
+      <w:r>
+        <w:rPr>
+          <w:rFonts w:hint="default"/>
+          <w:b w:val="0"/>
+          <w:bCs w:val="0"/>
+          <w:sz w:val="22"/>
+          <w:szCs w:val="22"/>
+          <w:vertAlign w:val="baseline"/>
+          <w:lang w:val="en-US"/>
+        </w:rPr>
+        <w:t>y</w:t>
+      </w:r>
+      <w:bookmarkStart w:id="0" w:name="_GoBack"/>
+      <w:bookmarkEnd w:id="0"/>
+      <w:r>
+        <w:rPr>
+          <w:rFonts w:hint="default"/>
+          <w:b w:val="0"/>
+          <w:bCs w:val="0"/>
+          <w:sz w:val="22"/>
+          <w:szCs w:val="22"/>
+          <w:vertAlign w:val="baseline"/>
+          <w:lang w:val="sr-Latn-RS"/>
+        </w:rPr>
+        <w:t>ment-a finalnog rešenja.</w:t>
+      </w:r>
+    </w:p>
+    <w:p>
+      <w:pPr>
+        <w:numPr>
+          <w:ilvl w:val="0"/>
           <w:numId w:val="0"/>
         </w:numPr>
         <w:ind w:leftChars="0"/>
@@ -12846,6 +13299,7 @@
     <w:p>
       <w:pPr>
         <w:numPr>
+          <w:ilvl w:val="0"/>
           <w:numId w:val="0"/>
         </w:numPr>
         <w:ind w:leftChars="0"/>
@@ -13163,6 +13617,7 @@
     <w:p>
       <w:pPr>
         <w:numPr>
+          <w:ilvl w:val="0"/>
           <w:numId w:val="0"/>
         </w:numPr>
         <w:ind w:leftChars="0"/>
@@ -13212,6 +13667,7 @@
     <w:p>
       <w:pPr>
         <w:numPr>
+          <w:ilvl w:val="0"/>
           <w:numId w:val="0"/>
         </w:numPr>
         <w:ind w:leftChars="0"/>
@@ -13266,6 +13722,7 @@
     <w:p>
       <w:pPr>
         <w:numPr>
+          <w:ilvl w:val="0"/>
           <w:numId w:val="0"/>
         </w:numPr>
         <w:ind w:leftChars="0"/>
@@ -13331,6 +13788,7 @@
           </w:tcPr>
           <w:p>
             <w:pPr>
+              <w:widowControl w:val="0"/>
               <w:numPr>
                 <w:ilvl w:val="0"/>
                 <w:numId w:val="0"/>
@@ -13367,6 +13825,7 @@
           </w:tcPr>
           <w:p>
             <w:pPr>
+              <w:widowControl w:val="0"/>
               <w:numPr>
                 <w:ilvl w:val="0"/>
                 <w:numId w:val="0"/>
@@ -13403,6 +13862,7 @@
           </w:tcPr>
           <w:p>
             <w:pPr>
+              <w:widowControl w:val="0"/>
               <w:numPr>
                 <w:ilvl w:val="0"/>
                 <w:numId w:val="0"/>
@@ -13456,6 +13916,7 @@
           </w:tcPr>
           <w:p>
             <w:pPr>
+              <w:widowControl w:val="0"/>
               <w:numPr>
                 <w:ilvl w:val="0"/>
                 <w:numId w:val="0"/>
@@ -13491,6 +13952,7 @@
           </w:tcPr>
           <w:p>
             <w:pPr>
+              <w:widowControl w:val="0"/>
               <w:numPr>
                 <w:ilvl w:val="0"/>
                 <w:numId w:val="0"/>
@@ -13526,6 +13988,7 @@
           </w:tcPr>
           <w:p>
             <w:pPr>
+              <w:widowControl w:val="0"/>
               <w:numPr>
                 <w:ilvl w:val="0"/>
                 <w:numId w:val="0"/>
@@ -13592,6 +14055,7 @@
           </w:tcPr>
           <w:p>
             <w:pPr>
+              <w:widowControl w:val="0"/>
               <w:numPr>
                 <w:ilvl w:val="0"/>
                 <w:numId w:val="0"/>
@@ -13628,6 +14092,7 @@
           </w:tcPr>
           <w:p>
             <w:pPr>
+              <w:widowControl w:val="0"/>
               <w:numPr>
                 <w:ilvl w:val="0"/>
                 <w:numId w:val="0"/>
@@ -13664,6 +14129,7 @@
           </w:tcPr>
           <w:p>
             <w:pPr>
+              <w:widowControl w:val="0"/>
               <w:numPr>
                 <w:ilvl w:val="0"/>
                 <w:numId w:val="0"/>
@@ -13729,6 +14195,7 @@
           </w:tcPr>
           <w:p>
             <w:pPr>
+              <w:widowControl w:val="0"/>
               <w:numPr>
                 <w:ilvl w:val="0"/>
                 <w:numId w:val="0"/>
@@ -13788,6 +14255,7 @@
           </w:tcPr>
           <w:p>
             <w:pPr>
+              <w:widowControl w:val="0"/>
               <w:numPr>
                 <w:ilvl w:val="0"/>
                 <w:numId w:val="0"/>
@@ -13823,6 +14291,7 @@
           </w:tcPr>
           <w:p>
             <w:pPr>
+              <w:widowControl w:val="0"/>
               <w:numPr>
                 <w:ilvl w:val="0"/>
                 <w:numId w:val="0"/>
@@ -13877,6 +14346,7 @@
           </w:tcPr>
           <w:p>
             <w:pPr>
+              <w:widowControl w:val="0"/>
               <w:numPr>
                 <w:ilvl w:val="0"/>
                 <w:numId w:val="0"/>
@@ -13913,6 +14383,7 @@
           </w:tcPr>
           <w:p>
             <w:pPr>
+              <w:widowControl w:val="0"/>
               <w:numPr>
                 <w:ilvl w:val="0"/>
                 <w:numId w:val="0"/>
@@ -13949,6 +14420,7 @@
           </w:tcPr>
           <w:p>
             <w:pPr>
+              <w:widowControl w:val="0"/>
               <w:numPr>
                 <w:ilvl w:val="0"/>
                 <w:numId w:val="0"/>
@@ -13983,6 +14455,7 @@
     <w:p>
       <w:pPr>
         <w:numPr>
+          <w:ilvl w:val="0"/>
           <w:numId w:val="0"/>
         </w:numPr>
         <w:ind w:leftChars="0"/>
@@ -14001,6 +14474,7 @@
     <w:p>
       <w:pPr>
         <w:numPr>
+          <w:ilvl w:val="0"/>
           <w:numId w:val="0"/>
         </w:numPr>
         <w:ind w:leftChars="0"/>
@@ -14055,6 +14529,7 @@
     <w:p>
       <w:pPr>
         <w:numPr>
+          <w:ilvl w:val="0"/>
           <w:numId w:val="0"/>
         </w:numPr>
         <w:ind w:leftChars="0"/>
@@ -14104,6 +14579,7 @@
     <w:p>
       <w:pPr>
         <w:numPr>
+          <w:ilvl w:val="0"/>
           <w:numId w:val="0"/>
         </w:numPr>
         <w:ind w:leftChars="0"/>
@@ -14158,6 +14634,7 @@
     <w:p>
       <w:pPr>
         <w:numPr>
+          <w:ilvl w:val="0"/>
           <w:numId w:val="0"/>
         </w:numPr>
         <w:ind w:leftChars="0"/>
@@ -14281,6 +14758,7 @@
     <w:p>
       <w:pPr>
         <w:numPr>
+          <w:ilvl w:val="0"/>
           <w:numId w:val="0"/>
         </w:numPr>
         <w:ind w:leftChars="0"/>
@@ -14330,6 +14808,7 @@
     <w:p>
       <w:pPr>
         <w:numPr>
+          <w:ilvl w:val="0"/>
           <w:numId w:val="0"/>
         </w:numPr>
         <w:ind w:leftChars="0"/>
@@ -14496,6 +14975,7 @@
     <w:p>
       <w:pPr>
         <w:numPr>
+          <w:ilvl w:val="0"/>
           <w:numId w:val="0"/>
         </w:numPr>
         <w:ind w:leftChars="0"/>
@@ -14545,6 +15025,7 @@
     <w:p>
       <w:pPr>
         <w:numPr>
+          <w:ilvl w:val="0"/>
           <w:numId w:val="0"/>
         </w:numPr>
         <w:ind w:leftChars="0"/>
@@ -15192,7 +15673,7 @@
     <w:lsdException w:unhideWhenUsed="0" w:uiPriority="0" w:semiHidden="0" w:name="Table Web 2"/>
     <w:lsdException w:unhideWhenUsed="0" w:uiPriority="0" w:semiHidden="0" w:name="Table Web 3"/>
     <w:lsdException w:unhideWhenUsed="0" w:uiPriority="0" w:semiHidden="0" w:name="Balloon Text"/>
-    <w:lsdException w:unhideWhenUsed="0" w:uiPriority="0" w:semiHidden="0" w:name="Table Grid"/>
+    <w:lsdException w:qFormat="1" w:unhideWhenUsed="0" w:uiPriority="0" w:semiHidden="0" w:name="Table Grid"/>
     <w:lsdException w:unhideWhenUsed="0" w:uiPriority="0" w:semiHidden="0" w:name="Table Theme"/>
     <w:lsdException w:unhideWhenUsed="0" w:uiPriority="60" w:semiHidden="0" w:name="Light Shading"/>
     <w:lsdException w:unhideWhenUsed="0" w:uiPriority="61" w:semiHidden="0" w:name="Light List"/>
@@ -15325,6 +15806,7 @@
   <w:style w:type="table" w:styleId="4">
     <w:name w:val="Table Grid"/>
     <w:basedOn w:val="3"/>
+    <w:qFormat/>
     <w:uiPriority w:val="0"/>
     <w:pPr>
       <w:widowControl w:val="0"/>
